--- a/00-首页/题组Word/初赛模拟卷/真题版式/初赛模拟卷XIII（非有机·学生版·真题版式）.docx
+++ b/00-首页/题组Word/初赛模拟卷/真题版式/初赛模拟卷XIII（非有机·学生版·真题版式）.docx
@@ -191,11 +191,11 @@
         <w:tblLook w:firstRow="1" w:lastRow="0" w:firstColumn="0" w:lastColumn="0" w:noHBand="0" w:noVBand="0" w:val="0020"/>
       </w:tblPr>
       <w:tblGrid>
-        <w:gridCol w:w="3349"/>
-        <w:gridCol w:w="1364"/>
-        <w:gridCol w:w="2009"/>
-        <w:gridCol w:w="1513"/>
-        <w:gridCol w:w="1517"/>
+        <w:gridCol w:w="1971"/>
+        <w:gridCol w:w="1971"/>
+        <w:gridCol w:w="1936"/>
+        <w:gridCol w:w="1936"/>
+        <w:gridCol w:w="1938"/>
       </w:tblGrid>
       <w:tr>
         <w:trPr>
@@ -203,7 +203,7 @@
         </w:trPr>
         <w:tc>
           <w:tcPr>
-            <w:tcW w:type="dxa" w:w="3349"/>
+            <w:tcW w:type="dxa" w:w="1971"/>
           </w:tcPr>
           <w:tcPr/>
           <w:p>
@@ -221,7 +221,7 @@
         </w:tc>
         <w:tc>
           <w:tcPr>
-            <w:tcW w:type="dxa" w:w="1364"/>
+            <w:tcW w:type="dxa" w:w="1971"/>
           </w:tcPr>
           <w:tcPr/>
           <w:p>
@@ -236,7 +236,7 @@
         </w:tc>
         <w:tc>
           <w:tcPr>
-            <w:tcW w:type="dxa" w:w="2009"/>
+            <w:tcW w:type="dxa" w:w="1936"/>
           </w:tcPr>
           <w:tcPr/>
           <w:p>
@@ -244,14 +244,91 @@
               <w:pStyle w:val="Compact"/>
               <w:jc w:val="center"/>
             </w:pPr>
+            <m:oMath>
+              <m:r>
+                <m:rPr>
+                  <m:sty m:val="p"/>
+                </m:rPr>
+                <w:rPr>
+                  <w:rFonts w:ascii="Times New Roman" w:hAnsi="Times New Roman" w:cs="Times New Roman" w:eastAsia="SimSun"/>
+                </w:rPr>
+                <m:t>C</m:t>
+              </m:r>
+              <m:sSub>
+                <m:e>
+                  <m:r>
+                    <m:rPr>
+                      <m:sty m:val="p"/>
+                    </m:rPr>
+                    <w:rPr>
+                      <w:rFonts w:ascii="Times New Roman" w:hAnsi="Times New Roman" w:cs="Times New Roman" w:eastAsia="SimSun"/>
+                    </w:rPr>
+                    <m:t>H</m:t>
+                  </m:r>
+                </m:e>
+                <m:sub>
+                  <m:r>
+                    <w:rPr>
+                      <w:rFonts w:ascii="Times New Roman" w:hAnsi="Times New Roman" w:cs="Times New Roman" w:eastAsia="SimSun"/>
+                    </w:rPr>
+                    <m:t>3</m:t>
+                  </m:r>
+                </m:sub>
+              </m:sSub>
+              <m:r>
+                <m:rPr>
+                  <m:sty m:val="p"/>
+                </m:rPr>
+                <w:rPr>
+                  <w:rFonts w:ascii="Times New Roman" w:hAnsi="Times New Roman" w:cs="Times New Roman" w:eastAsia="SimSun"/>
+                </w:rPr>
+                <m:t>O</m:t>
+              </m:r>
+              <m:r>
+                <m:rPr>
+                  <m:sty m:val="p"/>
+                </m:rPr>
+                <w:rPr>
+                  <w:rFonts w:ascii="Times New Roman" w:hAnsi="Times New Roman" w:cs="Times New Roman" w:eastAsia="SimSun"/>
+                </w:rPr>
+                <m:t>H</m:t>
+              </m:r>
+              <m:r>
+                <m:rPr>
+                  <m:sty m:val="p"/>
+                </m:rPr>
+                <w:rPr>
+                  <w:rFonts w:ascii="Times New Roman" w:hAnsi="Times New Roman" w:cs="Times New Roman" w:eastAsia="SimSun"/>
+                </w:rPr>
+                <m:t>(</m:t>
+              </m:r>
+              <m:r>
+                <m:rPr>
+                  <m:sty m:val="p"/>
+                </m:rPr>
+                <w:rPr>
+                  <w:rFonts w:ascii="Times New Roman" w:hAnsi="Times New Roman" w:cs="Times New Roman" w:eastAsia="SimSun"/>
+                </w:rPr>
+                <m:t>g</m:t>
+              </m:r>
+              <m:r>
+                <m:rPr>
+                  <m:sty m:val="p"/>
+                </m:rPr>
+                <w:rPr>
+                  <w:rFonts w:ascii="Times New Roman" w:hAnsi="Times New Roman" w:cs="Times New Roman" w:eastAsia="SimSun"/>
+                </w:rPr>
+                <m:t>)</m:t>
+              </m:r>
+            </m:oMath>
             <w:r>
-              <w:t xml:space="preserve">CH3OH(g)</w:t>
+              <w:t xml:space="preserve">​</w:t>
             </w:r>
           </w:p>
         </w:tc>
         <w:tc>
           <w:tcPr>
-            <w:tcW w:type="dxa" w:w="1513"/>
+            <w:tcW w:type="dxa" w:w="1936"/>
           </w:tcPr>
           <w:tcPr/>
           <w:p>
@@ -259,14 +336,73 @@
               <w:pStyle w:val="Compact"/>
               <w:jc w:val="center"/>
             </w:pPr>
+            <m:oMath>
+              <m:r>
+                <m:rPr>
+                  <m:sty m:val="p"/>
+                </m:rPr>
+                <w:rPr>
+                  <w:rFonts w:ascii="Times New Roman" w:hAnsi="Times New Roman" w:cs="Times New Roman" w:eastAsia="SimSun"/>
+                </w:rPr>
+                <m:t>C</m:t>
+              </m:r>
+              <m:sSub>
+                <m:e>
+                  <m:r>
+                    <m:rPr>
+                      <m:sty m:val="p"/>
+                    </m:rPr>
+                    <w:rPr>
+                      <w:rFonts w:ascii="Times New Roman" w:hAnsi="Times New Roman" w:cs="Times New Roman" w:eastAsia="SimSun"/>
+                    </w:rPr>
+                    <m:t>O</m:t>
+                  </m:r>
+                </m:e>
+                <m:sub>
+                  <m:r>
+                    <w:rPr>
+                      <w:rFonts w:ascii="Times New Roman" w:hAnsi="Times New Roman" w:cs="Times New Roman" w:eastAsia="SimSun"/>
+                    </w:rPr>
+                    <m:t>2</m:t>
+                  </m:r>
+                </m:sub>
+              </m:sSub>
+              <m:r>
+                <m:rPr>
+                  <m:sty m:val="p"/>
+                </m:rPr>
+                <w:rPr>
+                  <w:rFonts w:ascii="Times New Roman" w:hAnsi="Times New Roman" w:cs="Times New Roman" w:eastAsia="SimSun"/>
+                </w:rPr>
+                <m:t>(</m:t>
+              </m:r>
+              <m:r>
+                <m:rPr>
+                  <m:sty m:val="p"/>
+                </m:rPr>
+                <w:rPr>
+                  <w:rFonts w:ascii="Times New Roman" w:hAnsi="Times New Roman" w:cs="Times New Roman" w:eastAsia="SimSun"/>
+                </w:rPr>
+                <m:t>g</m:t>
+              </m:r>
+              <m:r>
+                <m:rPr>
+                  <m:sty m:val="p"/>
+                </m:rPr>
+                <w:rPr>
+                  <w:rFonts w:ascii="Times New Roman" w:hAnsi="Times New Roman" w:cs="Times New Roman" w:eastAsia="SimSun"/>
+                </w:rPr>
+                <m:t>)</m:t>
+              </m:r>
+            </m:oMath>
             <w:r>
-              <w:t xml:space="preserve">CO2(g)</w:t>
+              <w:t xml:space="preserve">​</w:t>
             </w:r>
           </w:p>
         </w:tc>
         <w:tc>
           <w:tcPr>
-            <w:tcW w:type="dxa" w:w="1517"/>
+            <w:tcW w:type="dxa" w:w="1938"/>
           </w:tcPr>
           <w:tcPr/>
           <w:p>
@@ -274,8 +410,67 @@
               <w:pStyle w:val="Compact"/>
               <w:jc w:val="center"/>
             </w:pPr>
+            <m:oMath>
+              <m:sSub>
+                <m:e>
+                  <m:r>
+                    <m:rPr>
+                      <m:sty m:val="p"/>
+                    </m:rPr>
+                    <w:rPr>
+                      <w:rFonts w:ascii="Times New Roman" w:hAnsi="Times New Roman" w:cs="Times New Roman" w:eastAsia="SimSun"/>
+                    </w:rPr>
+                    <m:t>H</m:t>
+                  </m:r>
+                </m:e>
+                <m:sub>
+                  <m:r>
+                    <w:rPr>
+                      <w:rFonts w:ascii="Times New Roman" w:hAnsi="Times New Roman" w:cs="Times New Roman" w:eastAsia="SimSun"/>
+                    </w:rPr>
+                    <m:t>2</m:t>
+                  </m:r>
+                </m:sub>
+              </m:sSub>
+              <m:r>
+                <m:rPr>
+                  <m:sty m:val="p"/>
+                </m:rPr>
+                <w:rPr>
+                  <w:rFonts w:ascii="Times New Roman" w:hAnsi="Times New Roman" w:cs="Times New Roman" w:eastAsia="SimSun"/>
+                </w:rPr>
+                <m:t>O</m:t>
+              </m:r>
+              <m:r>
+                <m:rPr>
+                  <m:sty m:val="p"/>
+                </m:rPr>
+                <w:rPr>
+                  <w:rFonts w:ascii="Times New Roman" w:hAnsi="Times New Roman" w:cs="Times New Roman" w:eastAsia="SimSun"/>
+                </w:rPr>
+                <m:t>(</m:t>
+              </m:r>
+              <m:r>
+                <m:rPr>
+                  <m:sty m:val="p"/>
+                </m:rPr>
+                <w:rPr>
+                  <w:rFonts w:ascii="Times New Roman" w:hAnsi="Times New Roman" w:cs="Times New Roman" w:eastAsia="SimSun"/>
+                </w:rPr>
+                <m:t>l</m:t>
+              </m:r>
+              <m:r>
+                <m:rPr>
+                  <m:sty m:val="p"/>
+                </m:rPr>
+                <w:rPr>
+                  <w:rFonts w:ascii="Times New Roman" w:hAnsi="Times New Roman" w:cs="Times New Roman" w:eastAsia="SimSun"/>
+                </w:rPr>
+                <m:t>)</m:t>
+              </m:r>
+            </m:oMath>
             <w:r>
-              <w:t xml:space="preserve">H2O(l)</w:t>
+              <w:t xml:space="preserve">​</w:t>
             </w:r>
           </w:p>
         </w:tc>
@@ -283,7 +478,7 @@
       <w:tr>
         <w:tc>
           <w:tcPr>
-            <w:tcW w:type="dxa" w:w="3349"/>
+            <w:tcW w:type="dxa" w:w="1971"/>
           </w:tcPr>
           <w:tcPr/>
           <w:p>
@@ -291,14 +486,135 @@
               <w:pStyle w:val="Compact"/>
               <w:jc w:val="center"/>
             </w:pPr>
+            <m:oMath>
+              <m:sSub>
+                <m:e>
+                  <m:r>
+                    <m:rPr>
+                      <m:sty m:val="p"/>
+                    </m:rPr>
+                    <w:rPr>
+                      <w:rFonts w:ascii="Times New Roman" w:hAnsi="Times New Roman" w:cs="Times New Roman" w:eastAsia="SimSun"/>
+                    </w:rPr>
+                    <m:t>Δ</m:t>
+                  </m:r>
+                </m:e>
+                <m:sub>
+                  <m:r>
+                    <m:rPr>
+                      <m:sty m:val="p"/>
+                    </m:rPr>
+                    <w:rPr>
+                      <w:rFonts w:ascii="Times New Roman" w:hAnsi="Times New Roman" w:cs="Times New Roman" w:eastAsia="SimSun"/>
+                    </w:rPr>
+                    <m:t>f</m:t>
+                  </m:r>
+                </m:sub>
+              </m:sSub>
+              <m:sSubSup>
+                <m:e>
+                  <m:r>
+                    <w:rPr>
+                      <w:rFonts w:ascii="Times New Roman" w:hAnsi="Times New Roman" w:cs="Times New Roman" w:eastAsia="SimSun"/>
+                    </w:rPr>
+                    <m:t>H</m:t>
+                  </m:r>
+                </m:e>
+                <m:sub>
+                  <m:r>
+                    <m:rPr>
+                      <m:sty m:val="p"/>
+                    </m:rPr>
+                    <w:rPr>
+                      <w:rFonts w:ascii="Times New Roman" w:hAnsi="Times New Roman" w:cs="Times New Roman" w:eastAsia="SimSun"/>
+                    </w:rPr>
+                    <m:t>m</m:t>
+                  </m:r>
+                </m:sub>
+                <m:sup>
+                  <m:r>
+                    <m:rPr>
+                      <m:sty m:val="p"/>
+                    </m:rPr>
+                    <w:rPr>
+                      <w:rFonts w:ascii="Times New Roman" w:hAnsi="Times New Roman" w:cs="Times New Roman" w:eastAsia="SimSun"/>
+                    </w:rPr>
+                    <m:t>⊖</m:t>
+                  </m:r>
+                </m:sup>
+              </m:sSubSup>
+              <m:r>
+                <m:rPr>
+                  <m:sty m:val="p"/>
+                </m:rPr>
+                <w:rPr>
+                  <w:rFonts w:ascii="Times New Roman" w:hAnsi="Times New Roman" w:cs="Times New Roman" w:eastAsia="SimSun"/>
+                </w:rPr>
+                <m:t>/</m:t>
+              </m:r>
+              <m:r>
+                <m:rPr>
+                  <m:sty m:val="p"/>
+                </m:rPr>
+                <w:rPr>
+                  <w:rFonts w:ascii="Times New Roman" w:hAnsi="Times New Roman" w:cs="Times New Roman" w:eastAsia="SimSun"/>
+                </w:rPr>
+                <m:t>k</m:t>
+              </m:r>
+              <m:r>
+                <m:rPr>
+                  <m:sty m:val="p"/>
+                </m:rPr>
+                <w:rPr>
+                  <w:rFonts w:ascii="Times New Roman" w:hAnsi="Times New Roman" w:cs="Times New Roman" w:eastAsia="SimSun"/>
+                </w:rPr>
+                <m:t>J</m:t>
+              </m:r>
+              <m:r>
+                <m:rPr>
+                  <m:sty m:val="p"/>
+                </m:rPr>
+                <w:rPr>
+                  <w:rFonts w:ascii="Times New Roman" w:hAnsi="Times New Roman" w:cs="Times New Roman" w:eastAsia="SimSun"/>
+                </w:rPr>
+                <m:t>/</m:t>
+              </m:r>
+              <m:r>
+                <m:rPr>
+                  <m:sty m:val="p"/>
+                </m:rPr>
+                <w:rPr>
+                  <w:rFonts w:ascii="Times New Roman" w:hAnsi="Times New Roman" w:cs="Times New Roman" w:eastAsia="SimSun"/>
+                </w:rPr>
+                <m:t>m</m:t>
+              </m:r>
+              <m:r>
+                <m:rPr>
+                  <m:sty m:val="p"/>
+                </m:rPr>
+                <w:rPr>
+                  <w:rFonts w:ascii="Times New Roman" w:hAnsi="Times New Roman" w:cs="Times New Roman" w:eastAsia="SimSun"/>
+                </w:rPr>
+                <m:t>o</m:t>
+              </m:r>
+              <m:r>
+                <m:rPr>
+                  <m:sty m:val="p"/>
+                </m:rPr>
+                <w:rPr>
+                  <w:rFonts w:ascii="Times New Roman" w:hAnsi="Times New Roman" w:cs="Times New Roman" w:eastAsia="SimSun"/>
+                </w:rPr>
+                <m:t>l</m:t>
+              </m:r>
+            </m:oMath>
             <w:r>
-              <w:t xml:space="preserve">ΔfHm Θ(kJ/mol)</w:t>
+              <w:t xml:space="preserve">​</w:t>
             </w:r>
           </w:p>
         </w:tc>
         <w:tc>
           <w:tcPr>
-            <w:tcW w:type="dxa" w:w="1364"/>
+            <w:tcW w:type="dxa" w:w="1971"/>
           </w:tcPr>
           <w:tcPr/>
           <w:p>
@@ -313,7 +629,7 @@
         </w:tc>
         <w:tc>
           <w:tcPr>
-            <w:tcW w:type="dxa" w:w="2009"/>
+            <w:tcW w:type="dxa" w:w="1936"/>
           </w:tcPr>
           <w:tcPr/>
           <w:p>
@@ -328,7 +644,7 @@
         </w:tc>
         <w:tc>
           <w:tcPr>
-            <w:tcW w:type="dxa" w:w="1513"/>
+            <w:tcW w:type="dxa" w:w="1936"/>
           </w:tcPr>
           <w:tcPr/>
           <w:p>
@@ -343,7 +659,7 @@
         </w:tc>
         <w:tc>
           <w:tcPr>
-            <w:tcW w:type="dxa" w:w="1517"/>
+            <w:tcW w:type="dxa" w:w="1938"/>
           </w:tcPr>
           <w:tcPr/>
           <w:p>
@@ -360,7 +676,7 @@
       <w:tr>
         <w:tc>
           <w:tcPr>
-            <w:tcW w:type="dxa" w:w="3349"/>
+            <w:tcW w:type="dxa" w:w="1971"/>
           </w:tcPr>
           <w:tcPr/>
           <w:p>
@@ -368,14 +684,135 @@
               <w:pStyle w:val="Compact"/>
               <w:jc w:val="center"/>
             </w:pPr>
+            <m:oMath>
+              <m:sSub>
+                <m:e>
+                  <m:r>
+                    <m:rPr>
+                      <m:sty m:val="p"/>
+                    </m:rPr>
+                    <w:rPr>
+                      <w:rFonts w:ascii="Times New Roman" w:hAnsi="Times New Roman" w:cs="Times New Roman" w:eastAsia="SimSun"/>
+                    </w:rPr>
+                    <m:t>Δ</m:t>
+                  </m:r>
+                </m:e>
+                <m:sub>
+                  <m:r>
+                    <m:rPr>
+                      <m:sty m:val="p"/>
+                    </m:rPr>
+                    <w:rPr>
+                      <w:rFonts w:ascii="Times New Roman" w:hAnsi="Times New Roman" w:cs="Times New Roman" w:eastAsia="SimSun"/>
+                    </w:rPr>
+                    <m:t>f</m:t>
+                  </m:r>
+                </m:sub>
+              </m:sSub>
+              <m:sSubSup>
+                <m:e>
+                  <m:r>
+                    <w:rPr>
+                      <w:rFonts w:ascii="Times New Roman" w:hAnsi="Times New Roman" w:cs="Times New Roman" w:eastAsia="SimSun"/>
+                    </w:rPr>
+                    <m:t>G</m:t>
+                  </m:r>
+                </m:e>
+                <m:sub>
+                  <m:r>
+                    <m:rPr>
+                      <m:sty m:val="p"/>
+                    </m:rPr>
+                    <w:rPr>
+                      <w:rFonts w:ascii="Times New Roman" w:hAnsi="Times New Roman" w:cs="Times New Roman" w:eastAsia="SimSun"/>
+                    </w:rPr>
+                    <m:t>m</m:t>
+                  </m:r>
+                </m:sub>
+                <m:sup>
+                  <m:r>
+                    <m:rPr>
+                      <m:sty m:val="p"/>
+                    </m:rPr>
+                    <w:rPr>
+                      <w:rFonts w:ascii="Times New Roman" w:hAnsi="Times New Roman" w:cs="Times New Roman" w:eastAsia="SimSun"/>
+                    </w:rPr>
+                    <m:t>⊖</m:t>
+                  </m:r>
+                </m:sup>
+              </m:sSubSup>
+              <m:r>
+                <m:rPr>
+                  <m:sty m:val="p"/>
+                </m:rPr>
+                <w:rPr>
+                  <w:rFonts w:ascii="Times New Roman" w:hAnsi="Times New Roman" w:cs="Times New Roman" w:eastAsia="SimSun"/>
+                </w:rPr>
+                <m:t>/</m:t>
+              </m:r>
+              <m:r>
+                <m:rPr>
+                  <m:sty m:val="p"/>
+                </m:rPr>
+                <w:rPr>
+                  <w:rFonts w:ascii="Times New Roman" w:hAnsi="Times New Roman" w:cs="Times New Roman" w:eastAsia="SimSun"/>
+                </w:rPr>
+                <m:t>k</m:t>
+              </m:r>
+              <m:r>
+                <m:rPr>
+                  <m:sty m:val="p"/>
+                </m:rPr>
+                <w:rPr>
+                  <w:rFonts w:ascii="Times New Roman" w:hAnsi="Times New Roman" w:cs="Times New Roman" w:eastAsia="SimSun"/>
+                </w:rPr>
+                <m:t>J</m:t>
+              </m:r>
+              <m:r>
+                <m:rPr>
+                  <m:sty m:val="p"/>
+                </m:rPr>
+                <w:rPr>
+                  <w:rFonts w:ascii="Times New Roman" w:hAnsi="Times New Roman" w:cs="Times New Roman" w:eastAsia="SimSun"/>
+                </w:rPr>
+                <m:t>/</m:t>
+              </m:r>
+              <m:r>
+                <m:rPr>
+                  <m:sty m:val="p"/>
+                </m:rPr>
+                <w:rPr>
+                  <w:rFonts w:ascii="Times New Roman" w:hAnsi="Times New Roman" w:cs="Times New Roman" w:eastAsia="SimSun"/>
+                </w:rPr>
+                <m:t>m</m:t>
+              </m:r>
+              <m:r>
+                <m:rPr>
+                  <m:sty m:val="p"/>
+                </m:rPr>
+                <w:rPr>
+                  <w:rFonts w:ascii="Times New Roman" w:hAnsi="Times New Roman" w:cs="Times New Roman" w:eastAsia="SimSun"/>
+                </w:rPr>
+                <m:t>o</m:t>
+              </m:r>
+              <m:r>
+                <m:rPr>
+                  <m:sty m:val="p"/>
+                </m:rPr>
+                <w:rPr>
+                  <w:rFonts w:ascii="Times New Roman" w:hAnsi="Times New Roman" w:cs="Times New Roman" w:eastAsia="SimSun"/>
+                </w:rPr>
+                <m:t>l</m:t>
+              </m:r>
+            </m:oMath>
             <w:r>
-              <w:t xml:space="preserve">ΔfGm Θ(kJ/mol)</w:t>
+              <w:t xml:space="preserve">​</w:t>
             </w:r>
           </w:p>
         </w:tc>
         <w:tc>
           <w:tcPr>
-            <w:tcW w:type="dxa" w:w="1364"/>
+            <w:tcW w:type="dxa" w:w="1971"/>
           </w:tcPr>
           <w:tcPr/>
           <w:p>
@@ -390,7 +827,7 @@
         </w:tc>
         <w:tc>
           <w:tcPr>
-            <w:tcW w:type="dxa" w:w="2009"/>
+            <w:tcW w:type="dxa" w:w="1936"/>
           </w:tcPr>
           <w:tcPr/>
           <w:p>
@@ -405,7 +842,7 @@
         </w:tc>
         <w:tc>
           <w:tcPr>
-            <w:tcW w:type="dxa" w:w="1513"/>
+            <w:tcW w:type="dxa" w:w="1936"/>
           </w:tcPr>
           <w:tcPr/>
           <w:p>
@@ -420,7 +857,7 @@
         </w:tc>
         <w:tc>
           <w:tcPr>
-            <w:tcW w:type="dxa" w:w="1517"/>
+            <w:tcW w:type="dxa" w:w="1938"/>
           </w:tcPr>
           <w:tcPr/>
           <w:p>
@@ -2029,7 +2466,7 @@
               <w:rPr>
                 <w:rFonts w:ascii="Times New Roman" w:hAnsi="Times New Roman" w:cs="Times New Roman" w:eastAsia="SimSun"/>
               </w:rPr>
-              <m:t>∘</m:t>
+              <m:t>⊖</m:t>
             </m:r>
           </m:sup>
         </m:sSubSup>
@@ -2190,7 +2627,7 @@
               <w:rPr>
                 <w:rFonts w:ascii="Times New Roman" w:hAnsi="Times New Roman" w:cs="Times New Roman" w:eastAsia="SimSun"/>
               </w:rPr>
-              <m:t>∘</m:t>
+              <m:t>⊖</m:t>
             </m:r>
           </m:sup>
         </m:sSubSup>
@@ -2350,7 +2787,7 @@
               <w:rPr>
                 <w:rFonts w:ascii="Times New Roman" w:hAnsi="Times New Roman" w:cs="Times New Roman" w:eastAsia="SimSun"/>
               </w:rPr>
-              <m:t>∘</m:t>
+              <m:t>⊖</m:t>
             </m:r>
           </m:sup>
         </m:sSubSup>
@@ -3247,6 +3684,15 @@
           <w:rPr>
             <w:rFonts w:ascii="Times New Roman" w:hAnsi="Times New Roman" w:cs="Times New Roman" w:eastAsia="SimSun"/>
           </w:rPr>
+          <m:t> </m:t>
+        </m:r>
+        <m:r>
+          <m:rPr>
+            <m:sty m:val="p"/>
+          </m:rPr>
+          <w:rPr>
+            <w:rFonts w:ascii="Times New Roman" w:hAnsi="Times New Roman" w:cs="Times New Roman" w:eastAsia="SimSun"/>
+          </w:rPr>
           <m:t>p</m:t>
         </m:r>
         <m:sSub>
@@ -3283,23 +3729,19 @@
           <m:t>=</m:t>
         </m:r>
         <m:r>
-          <m:rPr>
-            <m:sty m:val="p"/>
-          </m:rPr>
           <w:rPr>
             <w:rFonts w:ascii="Times New Roman" w:hAnsi="Times New Roman" w:cs="Times New Roman" w:eastAsia="SimSun"/>
           </w:rPr>
           <m:t>4.74</m:t>
         </m:r>
-        <m:r>
-          <m:rPr>
-            <m:sty m:val="p"/>
-          </m:rPr>
-          <w:rPr>
-            <w:rFonts w:ascii="Times New Roman" w:hAnsi="Times New Roman" w:cs="Times New Roman" w:eastAsia="SimSun"/>
-          </w:rPr>
-          <m:t>,</m:t>
-        </m:r>
+      </m:oMath>
+      <w:r>
+        <w:rPr>
+          <w:rFonts w:ascii="Times New Roman" w:hAnsi="Times New Roman" w:cs="Times New Roman" w:eastAsia="SimSun"/>
+        </w:rPr>
+        <w:t xml:space="preserve">，</w:t>
+      </w:r>
+      <m:oMath>
         <m:r>
           <m:rPr>
             <m:sty m:val="p"/>
@@ -3335,6 +3777,15 @@
             <w:rFonts w:ascii="Times New Roman" w:hAnsi="Times New Roman" w:cs="Times New Roman" w:eastAsia="SimSun"/>
           </w:rPr>
           <m:t>l</m:t>
+        </m:r>
+        <m:r>
+          <m:rPr>
+            <m:sty m:val="p"/>
+          </m:rPr>
+          <w:rPr>
+            <w:rFonts w:ascii="Times New Roman" w:hAnsi="Times New Roman" w:cs="Times New Roman" w:eastAsia="SimSun"/>
+          </w:rPr>
+          <m:t> </m:t>
         </m:r>
         <m:r>
           <m:rPr>
@@ -3388,68 +3839,19 @@
           <m:t>=</m:t>
         </m:r>
         <m:r>
-          <m:rPr>
-            <m:sty m:val="p"/>
-          </m:rPr>
           <w:rPr>
             <w:rFonts w:ascii="Times New Roman" w:hAnsi="Times New Roman" w:cs="Times New Roman" w:eastAsia="SimSun"/>
           </w:rPr>
           <m:t>9.75</m:t>
         </m:r>
-        <m:r>
-          <m:rPr>
-            <m:sty m:val="p"/>
-          </m:rPr>
-          <w:rPr>
-            <w:rFonts w:ascii="Times New Roman" w:hAnsi="Times New Roman" w:cs="Times New Roman" w:eastAsia="SimSun"/>
-          </w:rPr>
-          <m:t>,</m:t>
-        </m:r>
-        <m:r>
-          <m:rPr>
-            <m:sty m:val="p"/>
-          </m:rPr>
-          <w:rPr>
-            <w:rFonts w:ascii="Times New Roman" w:hAnsi="Times New Roman" w:cs="Times New Roman" w:eastAsia="SimSun"/>
-          </w:rPr>
-          <m:t>[</m:t>
-        </m:r>
-        <m:r>
-          <m:rPr>
-            <m:sty m:val="p"/>
-          </m:rPr>
-          <w:rPr>
-            <w:rFonts w:ascii="Times New Roman" w:hAnsi="Times New Roman" w:cs="Times New Roman" w:eastAsia="SimSun"/>
-          </w:rPr>
-          <m:t>A</m:t>
-        </m:r>
-        <m:r>
-          <m:rPr>
-            <m:sty m:val="p"/>
-          </m:rPr>
-          <w:rPr>
-            <w:rFonts w:ascii="Times New Roman" w:hAnsi="Times New Roman" w:cs="Times New Roman" w:eastAsia="SimSun"/>
-          </w:rPr>
-          <m:t>g</m:t>
-        </m:r>
-        <m:r>
-          <m:rPr>
-            <m:sty m:val="p"/>
-          </m:rPr>
-          <w:rPr>
-            <w:rFonts w:ascii="Times New Roman" w:hAnsi="Times New Roman" w:cs="Times New Roman" w:eastAsia="SimSun"/>
-          </w:rPr>
-          <m:t>(</m:t>
-        </m:r>
-        <m:r>
-          <m:rPr>
-            <m:sty m:val="p"/>
-          </m:rPr>
-          <w:rPr>
-            <w:rFonts w:ascii="Times New Roman" w:hAnsi="Times New Roman" w:cs="Times New Roman" w:eastAsia="SimSun"/>
-          </w:rPr>
-          <m:t>N</m:t>
-        </m:r>
+      </m:oMath>
+      <w:r>
+        <w:rPr>
+          <w:rFonts w:ascii="Times New Roman" w:hAnsi="Times New Roman" w:cs="Times New Roman" w:eastAsia="SimSun"/>
+        </w:rPr>
+        <w:t xml:space="preserve">，</w:t>
+      </w:r>
+      <m:oMath>
         <m:sSub>
           <m:e>
             <m:r>
@@ -3459,38 +3861,160 @@
               <w:rPr>
                 <w:rFonts w:ascii="Times New Roman" w:hAnsi="Times New Roman" w:cs="Times New Roman" w:eastAsia="SimSun"/>
               </w:rPr>
-              <m:t>H</m:t>
+              <m:t>[</m:t>
+            </m:r>
+            <m:r>
+              <m:rPr>
+                <m:sty m:val="p"/>
+              </m:rPr>
+              <w:rPr>
+                <w:rFonts w:ascii="Times New Roman" w:hAnsi="Times New Roman" w:cs="Times New Roman" w:eastAsia="SimSun"/>
+              </w:rPr>
+              <m:t>A</m:t>
+            </m:r>
+            <m:r>
+              <m:rPr>
+                <m:sty m:val="p"/>
+              </m:rPr>
+              <w:rPr>
+                <w:rFonts w:ascii="Times New Roman" w:hAnsi="Times New Roman" w:cs="Times New Roman" w:eastAsia="SimSun"/>
+              </w:rPr>
+              <m:t>g</m:t>
+            </m:r>
+            <m:r>
+              <m:rPr>
+                <m:sty m:val="p"/>
+              </m:rPr>
+              <w:rPr>
+                <w:rFonts w:ascii="Times New Roman" w:hAnsi="Times New Roman" w:cs="Times New Roman" w:eastAsia="SimSun"/>
+              </w:rPr>
+              <m:t>(</m:t>
+            </m:r>
+            <m:r>
+              <m:rPr>
+                <m:sty m:val="p"/>
+              </m:rPr>
+              <w:rPr>
+                <w:rFonts w:ascii="Times New Roman" w:hAnsi="Times New Roman" w:cs="Times New Roman" w:eastAsia="SimSun"/>
+              </w:rPr>
+              <m:t>N</m:t>
+            </m:r>
+            <m:sSub>
+              <m:e>
+                <m:r>
+                  <m:rPr>
+                    <m:sty m:val="p"/>
+                  </m:rPr>
+                  <w:rPr>
+                    <w:rFonts w:ascii="Times New Roman" w:hAnsi="Times New Roman" w:cs="Times New Roman" w:eastAsia="SimSun"/>
+                  </w:rPr>
+                  <m:t>H</m:t>
+                </m:r>
+              </m:e>
+              <m:sub>
+                <m:r>
+                  <m:rPr>
+                    <m:sty m:val="p"/>
+                  </m:rPr>
+                  <w:rPr>
+                    <w:rFonts w:ascii="Times New Roman" w:hAnsi="Times New Roman" w:cs="Times New Roman" w:eastAsia="SimSun"/>
+                  </w:rPr>
+                  <m:t>3</m:t>
+                </m:r>
+              </m:sub>
+            </m:sSub>
+            <m:r>
+              <m:rPr>
+                <m:sty m:val="p"/>
+              </m:rPr>
+              <w:rPr>
+                <w:rFonts w:ascii="Times New Roman" w:hAnsi="Times New Roman" w:cs="Times New Roman" w:eastAsia="SimSun"/>
+              </w:rPr>
+              <m:t>)</m:t>
             </m:r>
           </m:e>
           <m:sub>
             <m:r>
-              <m:rPr>
-                <m:sty m:val="p"/>
-              </m:rPr>
-              <w:rPr>
-                <w:rFonts w:ascii="Times New Roman" w:hAnsi="Times New Roman" w:cs="Times New Roman" w:eastAsia="SimSun"/>
-              </w:rPr>
-              <m:t>3</m:t>
+              <w:rPr>
+                <w:rFonts w:ascii="Times New Roman" w:hAnsi="Times New Roman" w:cs="Times New Roman" w:eastAsia="SimSun"/>
+              </w:rPr>
+              <m:t>1</m:t>
+            </m:r>
+            <m:r>
+              <m:rPr>
+                <m:sty m:val="p"/>
+              </m:rPr>
+              <w:rPr>
+                <w:rFonts w:ascii="Times New Roman" w:hAnsi="Times New Roman" w:cs="Times New Roman" w:eastAsia="SimSun"/>
+              </w:rPr>
+              <m:t>∼</m:t>
+            </m:r>
+            <m:r>
+              <w:rPr>
+                <w:rFonts w:ascii="Times New Roman" w:hAnsi="Times New Roman" w:cs="Times New Roman" w:eastAsia="SimSun"/>
+              </w:rPr>
+              <m:t>2</m:t>
             </m:r>
           </m:sub>
         </m:sSub>
+        <m:sSup>
+          <m:e>
+            <m:r>
+              <m:rPr>
+                <m:sty m:val="p"/>
+              </m:rPr>
+              <w:rPr>
+                <w:rFonts w:ascii="Times New Roman" w:hAnsi="Times New Roman" w:cs="Times New Roman" w:eastAsia="SimSun"/>
+              </w:rPr>
+              <m:t>]</m:t>
+            </m:r>
+          </m:e>
+          <m:sup>
+            <m:r>
+              <m:rPr>
+                <m:sty m:val="p"/>
+              </m:rPr>
+              <w:rPr>
+                <w:rFonts w:ascii="Times New Roman" w:hAnsi="Times New Roman" w:cs="Times New Roman" w:eastAsia="SimSun"/>
+              </w:rPr>
+              <m:t>+</m:t>
+            </m:r>
+          </m:sup>
+        </m:sSup>
+      </m:oMath>
+      <w:r>
+        <w:t xml:space="preserve"> </w:t>
+      </w:r>
+      <w:r>
+        <w:rPr>
+          <w:rFonts w:ascii="Times New Roman" w:hAnsi="Times New Roman" w:cs="Times New Roman" w:eastAsia="SimSun"/>
+        </w:rPr>
+        <w:t xml:space="preserve">的</w:t>
+      </w:r>
+      <w:r>
+        <w:t xml:space="preserve"> </w:t>
+      </w:r>
+      <m:oMath>
+        <m:r>
+          <m:rPr>
+            <m:sty m:val="p"/>
+          </m:rPr>
+          <w:rPr>
+            <w:rFonts w:ascii="Times New Roman" w:hAnsi="Times New Roman" w:cs="Times New Roman" w:eastAsia="SimSun"/>
+          </w:rPr>
+          <m:t>lg</m:t>
+        </m:r>
         <m:sSub>
           <m:e>
             <m:r>
-              <m:rPr>
-                <m:sty m:val="p"/>
-              </m:rPr>
-              <w:rPr>
-                <w:rFonts w:ascii="Times New Roman" w:hAnsi="Times New Roman" w:cs="Times New Roman" w:eastAsia="SimSun"/>
-              </w:rPr>
-              <m:t>)</m:t>
+              <w:rPr>
+                <w:rFonts w:ascii="Times New Roman" w:hAnsi="Times New Roman" w:cs="Times New Roman" w:eastAsia="SimSun"/>
+              </w:rPr>
+              <m:t>β</m:t>
             </m:r>
           </m:e>
           <m:sub>
             <m:r>
-              <m:rPr>
-                <m:sty m:val="p"/>
-              </m:rPr>
               <w:rPr>
                 <w:rFonts w:ascii="Times New Roman" w:hAnsi="Times New Roman" w:cs="Times New Roman" w:eastAsia="SimSun"/>
               </w:rPr>
@@ -3505,134 +4029,46 @@
           <w:rPr>
             <w:rFonts w:ascii="Times New Roman" w:hAnsi="Times New Roman" w:cs="Times New Roman" w:eastAsia="SimSun"/>
           </w:rPr>
-          <m:t>∼</m:t>
-        </m:r>
-        <m:r>
-          <m:rPr>
-            <m:sty m:val="p"/>
-          </m:rPr>
-          <w:rPr>
-            <w:rFonts w:ascii="Times New Roman" w:hAnsi="Times New Roman" w:cs="Times New Roman" w:eastAsia="SimSun"/>
-          </w:rPr>
-          <m:t>2</m:t>
-        </m:r>
-        <m:r>
-          <m:rPr>
-            <m:sty m:val="p"/>
-          </m:rPr>
-          <w:rPr>
-            <w:rFonts w:ascii="Times New Roman" w:hAnsi="Times New Roman" w:cs="Times New Roman" w:eastAsia="SimSun"/>
-          </w:rPr>
-          <m:t>]</m:t>
-        </m:r>
-        <m:r>
-          <m:rPr>
-            <m:sty m:val="p"/>
-          </m:rPr>
-          <w:rPr>
-            <w:rFonts w:ascii="Times New Roman" w:hAnsi="Times New Roman" w:cs="Times New Roman" w:eastAsia="SimSun"/>
-          </w:rPr>
-          <m:t>+</m:t>
-        </m:r>
-        <m:r>
-          <m:rPr>
-            <m:sty m:val="p"/>
-          </m:rPr>
-          <w:rPr>
-            <w:rFonts w:ascii="Times New Roman" w:hAnsi="Times New Roman" w:cs="Times New Roman" w:eastAsia="SimSun"/>
-          </w:rPr>
-          <m:t>l</m:t>
-        </m:r>
-        <m:r>
-          <m:rPr>
-            <m:sty m:val="p"/>
-          </m:rPr>
-          <w:rPr>
-            <w:rFonts w:ascii="Times New Roman" w:hAnsi="Times New Roman" w:cs="Times New Roman" w:eastAsia="SimSun"/>
-          </w:rPr>
-          <m:t>g</m:t>
-        </m:r>
-        <m:r>
-          <m:rPr>
-            <m:sty m:val="p"/>
-          </m:rPr>
-          <w:rPr>
-            <w:rFonts w:ascii="Times New Roman" w:hAnsi="Times New Roman" w:cs="Times New Roman" w:eastAsia="SimSun"/>
-          </w:rPr>
-          <m:t>β</m:t>
-        </m:r>
-        <m:r>
-          <m:rPr>
-            <m:sty m:val="p"/>
-          </m:rPr>
-          <w:rPr>
-            <w:rFonts w:ascii="Times New Roman" w:hAnsi="Times New Roman" w:cs="Times New Roman" w:eastAsia="SimSun"/>
-          </w:rPr>
-          <m:t>1</m:t>
-        </m:r>
-        <m:r>
-          <m:rPr>
-            <m:sty m:val="p"/>
-          </m:rPr>
-          <w:rPr>
-            <w:rFonts w:ascii="Times New Roman" w:hAnsi="Times New Roman" w:cs="Times New Roman" w:eastAsia="SimSun"/>
-          </w:rPr>
           <m:t>=</m:t>
         </m:r>
         <m:r>
-          <m:rPr>
-            <m:sty m:val="p"/>
-          </m:rPr>
           <w:rPr>
             <w:rFonts w:ascii="Times New Roman" w:hAnsi="Times New Roman" w:cs="Times New Roman" w:eastAsia="SimSun"/>
           </w:rPr>
           <m:t>3.24</m:t>
         </m:r>
-        <m:r>
-          <m:rPr>
-            <m:sty m:val="p"/>
-          </m:rPr>
-          <w:rPr>
-            <w:rFonts w:ascii="Times New Roman" w:hAnsi="Times New Roman" w:cs="Times New Roman" w:eastAsia="SimSun"/>
-          </w:rPr>
-          <m:t>,</m:t>
-        </m:r>
-        <m:r>
-          <m:rPr>
-            <m:sty m:val="p"/>
-          </m:rPr>
-          <w:rPr>
-            <w:rFonts w:ascii="Times New Roman" w:hAnsi="Times New Roman" w:cs="Times New Roman" w:eastAsia="SimSun"/>
-          </w:rPr>
-          <m:t>l</m:t>
-        </m:r>
-        <m:r>
-          <m:rPr>
-            <m:sty m:val="p"/>
-          </m:rPr>
-          <w:rPr>
-            <w:rFonts w:ascii="Times New Roman" w:hAnsi="Times New Roman" w:cs="Times New Roman" w:eastAsia="SimSun"/>
-          </w:rPr>
-          <m:t>g</m:t>
-        </m:r>
-        <m:r>
-          <m:rPr>
-            <m:sty m:val="p"/>
-          </m:rPr>
-          <w:rPr>
-            <w:rFonts w:ascii="Times New Roman" w:hAnsi="Times New Roman" w:cs="Times New Roman" w:eastAsia="SimSun"/>
-          </w:rPr>
-          <m:t>β</m:t>
-        </m:r>
-        <m:r>
-          <m:rPr>
-            <m:sty m:val="p"/>
-          </m:rPr>
-          <w:rPr>
-            <w:rFonts w:ascii="Times New Roman" w:hAnsi="Times New Roman" w:cs="Times New Roman" w:eastAsia="SimSun"/>
-          </w:rPr>
-          <m:t>2</m:t>
-        </m:r>
+      </m:oMath>
+      <w:r>
+        <w:t xml:space="preserve">、</w:t>
+      </w:r>
+      <m:oMath>
+        <m:r>
+          <m:rPr>
+            <m:sty m:val="p"/>
+          </m:rPr>
+          <w:rPr>
+            <w:rFonts w:ascii="Times New Roman" w:hAnsi="Times New Roman" w:cs="Times New Roman" w:eastAsia="SimSun"/>
+          </w:rPr>
+          <m:t>lg</m:t>
+        </m:r>
+        <m:sSub>
+          <m:e>
+            <m:r>
+              <w:rPr>
+                <w:rFonts w:ascii="Times New Roman" w:hAnsi="Times New Roman" w:cs="Times New Roman" w:eastAsia="SimSun"/>
+              </w:rPr>
+              <m:t>β</m:t>
+            </m:r>
+          </m:e>
+          <m:sub>
+            <m:r>
+              <w:rPr>
+                <w:rFonts w:ascii="Times New Roman" w:hAnsi="Times New Roman" w:cs="Times New Roman" w:eastAsia="SimSun"/>
+              </w:rPr>
+              <m:t>2</m:t>
+            </m:r>
+          </m:sub>
+        </m:sSub>
         <m:r>
           <m:rPr>
             <m:sty m:val="p"/>
@@ -3643,15 +4079,15 @@
           <m:t>=</m:t>
         </m:r>
         <m:r>
-          <m:rPr>
-            <m:sty m:val="p"/>
-          </m:rPr>
           <w:rPr>
             <w:rFonts w:ascii="Times New Roman" w:hAnsi="Times New Roman" w:cs="Times New Roman" w:eastAsia="SimSun"/>
           </w:rPr>
           <m:t>7.95</m:t>
         </m:r>
       </m:oMath>
+      <w:r>
+        <w:t xml:space="preserve">。</w:t>
+      </w:r>
     </w:p>
     <w:p>
       <w:pPr>
@@ -3894,7 +4330,7 @@
               <w:rPr>
                 <w:rFonts w:ascii="Times New Roman" w:hAnsi="Times New Roman" w:cs="Times New Roman" w:eastAsia="SimSun"/>
               </w:rPr>
-              <m:t>∘</m:t>
+              <m:t>⊖</m:t>
             </m:r>
           </m:sup>
         </m:sSubSup>
@@ -4956,7 +5392,7 @@
                     <w:rPr>
                       <w:rFonts w:ascii="Times New Roman" w:hAnsi="Times New Roman" w:cs="Times New Roman" w:eastAsia="SimSun"/>
                     </w:rPr>
-                    <m:t>∘</m:t>
+                    <m:t>⊖</m:t>
                   </m:r>
                 </m:sup>
               </m:sSubSup>
@@ -9920,10 +10356,13 @@
                 </m:e>
                 <m:sup>
                   <m:r>
+                    <m:rPr>
+                      <m:sty m:val="p"/>
+                    </m:rPr>
                     <w:rPr>
                       <w:rFonts w:ascii="Times New Roman" w:hAnsi="Times New Roman" w:cs="Times New Roman" w:eastAsia="SimSun"/>
                     </w:rPr>
-                    <m:t>θ</m:t>
+                    <m:t>⊖</m:t>
                   </m:r>
                 </m:sup>
               </m:sSup>

--- a/00-首页/题组Word/初赛模拟卷/真题版式/初赛模拟卷XIII（非有机·学生版·真题版式）.docx
+++ b/00-首页/题组Word/初赛模拟卷/真题版式/初赛模拟卷XIII（非有机·学生版·真题版式）.docx
@@ -577,35 +577,56 @@
                 <w:rPr>
                   <w:rFonts w:ascii="Times New Roman" w:hAnsi="Times New Roman" w:cs="Times New Roman" w:eastAsia="SimSun"/>
                 </w:rPr>
-                <m:t>/</m:t>
+                <m:t>⋅</m:t>
               </m:r>
-              <m:r>
-                <m:rPr>
-                  <m:sty m:val="p"/>
-                </m:rPr>
-                <w:rPr>
-                  <w:rFonts w:ascii="Times New Roman" w:hAnsi="Times New Roman" w:cs="Times New Roman" w:eastAsia="SimSun"/>
-                </w:rPr>
-                <m:t>m</m:t>
-              </m:r>
-              <m:r>
-                <m:rPr>
-                  <m:sty m:val="p"/>
-                </m:rPr>
-                <w:rPr>
-                  <w:rFonts w:ascii="Times New Roman" w:hAnsi="Times New Roman" w:cs="Times New Roman" w:eastAsia="SimSun"/>
-                </w:rPr>
-                <m:t>o</m:t>
-              </m:r>
-              <m:r>
-                <m:rPr>
-                  <m:sty m:val="p"/>
-                </m:rPr>
-                <w:rPr>
-                  <w:rFonts w:ascii="Times New Roman" w:hAnsi="Times New Roman" w:cs="Times New Roman" w:eastAsia="SimSun"/>
-                </w:rPr>
-                <m:t>l</m:t>
-              </m:r>
+              <m:sSup>
+                <m:e>
+                  <m:r>
+                    <m:rPr>
+                      <m:sty m:val="p"/>
+                    </m:rPr>
+                    <w:rPr>
+                      <w:rFonts w:ascii="Times New Roman" w:hAnsi="Times New Roman" w:cs="Times New Roman" w:eastAsia="SimSun"/>
+                    </w:rPr>
+                    <m:t>m</m:t>
+                  </m:r>
+                  <m:r>
+                    <m:rPr>
+                      <m:sty m:val="p"/>
+                    </m:rPr>
+                    <w:rPr>
+                      <w:rFonts w:ascii="Times New Roman" w:hAnsi="Times New Roman" w:cs="Times New Roman" w:eastAsia="SimSun"/>
+                    </w:rPr>
+                    <m:t>o</m:t>
+                  </m:r>
+                  <m:r>
+                    <m:rPr>
+                      <m:sty m:val="p"/>
+                    </m:rPr>
+                    <w:rPr>
+                      <w:rFonts w:ascii="Times New Roman" w:hAnsi="Times New Roman" w:cs="Times New Roman" w:eastAsia="SimSun"/>
+                    </w:rPr>
+                    <m:t>l</m:t>
+                  </m:r>
+                </m:e>
+                <m:sup>
+                  <m:r>
+                    <m:rPr>
+                      <m:sty m:val="p"/>
+                    </m:rPr>
+                    <w:rPr>
+                      <w:rFonts w:ascii="Times New Roman" w:hAnsi="Times New Roman" w:cs="Times New Roman" w:eastAsia="SimSun"/>
+                    </w:rPr>
+                    <m:t>−</m:t>
+                  </m:r>
+                  <m:r>
+                    <w:rPr>
+                      <w:rFonts w:ascii="Times New Roman" w:hAnsi="Times New Roman" w:cs="Times New Roman" w:eastAsia="SimSun"/>
+                    </w:rPr>
+                    <m:t>1</m:t>
+                  </m:r>
+                </m:sup>
+              </m:sSup>
             </m:oMath>
             <w:r>
               <w:t xml:space="preserve">​</w:t>
@@ -775,35 +796,56 @@
                 <w:rPr>
                   <w:rFonts w:ascii="Times New Roman" w:hAnsi="Times New Roman" w:cs="Times New Roman" w:eastAsia="SimSun"/>
                 </w:rPr>
-                <m:t>/</m:t>
+                <m:t>⋅</m:t>
               </m:r>
-              <m:r>
-                <m:rPr>
-                  <m:sty m:val="p"/>
-                </m:rPr>
-                <w:rPr>
-                  <w:rFonts w:ascii="Times New Roman" w:hAnsi="Times New Roman" w:cs="Times New Roman" w:eastAsia="SimSun"/>
-                </w:rPr>
-                <m:t>m</m:t>
-              </m:r>
-              <m:r>
-                <m:rPr>
-                  <m:sty m:val="p"/>
-                </m:rPr>
-                <w:rPr>
-                  <w:rFonts w:ascii="Times New Roman" w:hAnsi="Times New Roman" w:cs="Times New Roman" w:eastAsia="SimSun"/>
-                </w:rPr>
-                <m:t>o</m:t>
-              </m:r>
-              <m:r>
-                <m:rPr>
-                  <m:sty m:val="p"/>
-                </m:rPr>
-                <w:rPr>
-                  <w:rFonts w:ascii="Times New Roman" w:hAnsi="Times New Roman" w:cs="Times New Roman" w:eastAsia="SimSun"/>
-                </w:rPr>
-                <m:t>l</m:t>
-              </m:r>
+              <m:sSup>
+                <m:e>
+                  <m:r>
+                    <m:rPr>
+                      <m:sty m:val="p"/>
+                    </m:rPr>
+                    <w:rPr>
+                      <w:rFonts w:ascii="Times New Roman" w:hAnsi="Times New Roman" w:cs="Times New Roman" w:eastAsia="SimSun"/>
+                    </w:rPr>
+                    <m:t>m</m:t>
+                  </m:r>
+                  <m:r>
+                    <m:rPr>
+                      <m:sty m:val="p"/>
+                    </m:rPr>
+                    <w:rPr>
+                      <w:rFonts w:ascii="Times New Roman" w:hAnsi="Times New Roman" w:cs="Times New Roman" w:eastAsia="SimSun"/>
+                    </w:rPr>
+                    <m:t>o</m:t>
+                  </m:r>
+                  <m:r>
+                    <m:rPr>
+                      <m:sty m:val="p"/>
+                    </m:rPr>
+                    <w:rPr>
+                      <w:rFonts w:ascii="Times New Roman" w:hAnsi="Times New Roman" w:cs="Times New Roman" w:eastAsia="SimSun"/>
+                    </w:rPr>
+                    <m:t>l</m:t>
+                  </m:r>
+                </m:e>
+                <m:sup>
+                  <m:r>
+                    <m:rPr>
+                      <m:sty m:val="p"/>
+                    </m:rPr>
+                    <w:rPr>
+                      <w:rFonts w:ascii="Times New Roman" w:hAnsi="Times New Roman" w:cs="Times New Roman" w:eastAsia="SimSun"/>
+                    </w:rPr>
+                    <m:t>−</m:t>
+                  </m:r>
+                  <m:r>
+                    <w:rPr>
+                      <w:rFonts w:ascii="Times New Roman" w:hAnsi="Times New Roman" w:cs="Times New Roman" w:eastAsia="SimSun"/>
+                    </w:rPr>
+                    <m:t>1</m:t>
+                  </m:r>
+                </m:sup>
+              </m:sSup>
             </m:oMath>
             <w:r>
               <w:t xml:space="preserve">​</w:t>
@@ -4720,13 +4762,16 @@
         <w:spacing w:before="0" w:after="0" w:line="276" w:lineRule="auto"/>
       </w:pPr>
       <w:r>
-        <w:rPr>
-          <w:rFonts w:ascii="Times New Roman" w:hAnsi="Times New Roman" w:cs="Times New Roman" w:eastAsia="SimSun"/>
-        </w:rPr>
-        <w:t xml:space="preserve">1-3-3298K、氢气压力</w:t>
-      </w:r>
-      <w:r>
-        <w:t xml:space="preserve"> 1bar </w:t>
+        <w:t xml:space="preserve">5-3-3 298 </w:t>
+      </w:r>
+      <w:r>
+        <w:rPr>
+          <w:rFonts w:ascii="Times New Roman" w:hAnsi="Times New Roman" w:cs="Times New Roman" w:eastAsia="SimSun"/>
+        </w:rPr>
+        <w:t xml:space="preserve">K、氢气压力</w:t>
+      </w:r>
+      <w:r>
+        <w:t xml:space="preserve"> 1 bar </w:t>
       </w:r>
       <w:r>
         <w:rPr>
@@ -9291,7 +9336,7 @@
         <w:spacing w:before="0" w:after="0" w:line="276" w:lineRule="auto"/>
       </w:pPr>
       <w:r>
-        <w:t xml:space="preserve">1-1298K </w:t>
+        <w:t xml:space="preserve">10-1 298 K </w:t>
       </w:r>
       <w:r>
         <w:rPr>

--- a/00-首页/题组Word/初赛模拟卷/真题版式/初赛模拟卷XIII（非有机·学生版·真题版式）.docx
+++ b/00-首页/题组Word/初赛模拟卷/真题版式/初赛模拟卷XIII（非有机·学生版·真题版式）.docx
@@ -1330,13 +1330,96 @@
         <w:t xml:space="preserve">下的恒压摩尔蒸发焓为</w:t>
       </w:r>
       <w:r>
-        <w:t xml:space="preserve"> 44.0 </w:t>
-      </w:r>
-      <w:r>
-        <w:rPr>
-          <w:rFonts w:ascii="Times New Roman" w:hAnsi="Times New Roman" w:cs="Times New Roman" w:eastAsia="SimSun"/>
-        </w:rPr>
-        <w:t xml:space="preserve">kJ/mol，若以</w:t>
+        <w:t xml:space="preserve"> 44.0</w:t>
+      </w:r>
+      <w:r>
+        <w:t xml:space="preserve"> </w:t>
+      </w:r>
+      <m:oMath>
+        <m:r>
+          <m:rPr>
+            <m:sty m:val="p"/>
+          </m:rPr>
+          <w:rPr>
+            <w:rFonts w:ascii="Times New Roman" w:hAnsi="Times New Roman" w:cs="Times New Roman" w:eastAsia="SimSun"/>
+          </w:rPr>
+          <m:t>k</m:t>
+        </m:r>
+        <m:r>
+          <m:rPr>
+            <m:sty m:val="p"/>
+          </m:rPr>
+          <w:rPr>
+            <w:rFonts w:ascii="Times New Roman" w:hAnsi="Times New Roman" w:cs="Times New Roman" w:eastAsia="SimSun"/>
+          </w:rPr>
+          <m:t>J</m:t>
+        </m:r>
+        <m:r>
+          <m:rPr>
+            <m:sty m:val="p"/>
+          </m:rPr>
+          <w:rPr>
+            <w:rFonts w:ascii="Times New Roman" w:hAnsi="Times New Roman" w:cs="Times New Roman" w:eastAsia="SimSun"/>
+          </w:rPr>
+          <m:t>⋅</m:t>
+        </m:r>
+        <m:r>
+          <m:rPr>
+            <m:sty m:val="p"/>
+          </m:rPr>
+          <w:rPr>
+            <w:rFonts w:ascii="Times New Roman" w:hAnsi="Times New Roman" w:cs="Times New Roman" w:eastAsia="SimSun"/>
+          </w:rPr>
+          <m:t>m</m:t>
+        </m:r>
+        <m:r>
+          <m:rPr>
+            <m:sty m:val="p"/>
+          </m:rPr>
+          <w:rPr>
+            <w:rFonts w:ascii="Times New Roman" w:hAnsi="Times New Roman" w:cs="Times New Roman" w:eastAsia="SimSun"/>
+          </w:rPr>
+          <m:t>o</m:t>
+        </m:r>
+        <m:sSup>
+          <m:e>
+            <m:r>
+              <m:rPr>
+                <m:sty m:val="p"/>
+              </m:rPr>
+              <w:rPr>
+                <w:rFonts w:ascii="Times New Roman" w:hAnsi="Times New Roman" w:cs="Times New Roman" w:eastAsia="SimSun"/>
+              </w:rPr>
+              <m:t>l</m:t>
+            </m:r>
+          </m:e>
+          <m:sup>
+            <m:r>
+              <m:rPr>
+                <m:sty m:val="p"/>
+              </m:rPr>
+              <w:rPr>
+                <w:rFonts w:ascii="Times New Roman" w:hAnsi="Times New Roman" w:cs="Times New Roman" w:eastAsia="SimSun"/>
+              </w:rPr>
+              <m:t>−</m:t>
+            </m:r>
+            <m:r>
+              <m:rPr>
+                <m:sty m:val="p"/>
+              </m:rPr>
+              <w:rPr>
+                <w:rFonts w:ascii="Times New Roman" w:hAnsi="Times New Roman" w:cs="Times New Roman" w:eastAsia="SimSun"/>
+              </w:rPr>
+              <m:t>1</m:t>
+            </m:r>
+          </m:sup>
+        </m:sSup>
+      </m:oMath>
+      <w:r>
+        <w:rPr>
+          <w:rFonts w:ascii="Times New Roman" w:hAnsi="Times New Roman" w:cs="Times New Roman" w:eastAsia="SimSun"/>
+        </w:rPr>
+        <w:t xml:space="preserve">，若以</w:t>
       </w:r>
       <w:r>
         <w:t xml:space="preserve"> </w:t>
@@ -2558,12 +2641,18 @@
           <m:t> </m:t>
         </m:r>
         <m:r>
+          <m:rPr>
+            <m:sty m:val="p"/>
+          </m:rPr>
           <w:rPr>
             <w:rFonts w:ascii="Times New Roman" w:hAnsi="Times New Roman" w:cs="Times New Roman" w:eastAsia="SimSun"/>
           </w:rPr>
           <m:t>k</m:t>
         </m:r>
         <m:r>
+          <m:rPr>
+            <m:sty m:val="p"/>
+          </m:rPr>
           <w:rPr>
             <w:rFonts w:ascii="Times New Roman" w:hAnsi="Times New Roman" w:cs="Times New Roman" w:eastAsia="SimSun"/>
           </w:rPr>
@@ -2576,26 +2665,59 @@
           <w:rPr>
             <w:rFonts w:ascii="Times New Roman" w:hAnsi="Times New Roman" w:cs="Times New Roman" w:eastAsia="SimSun"/>
           </w:rPr>
-          <m:t>/</m:t>
-        </m:r>
-        <m:r>
+          <m:t>⋅</m:t>
+        </m:r>
+        <m:r>
+          <m:rPr>
+            <m:sty m:val="p"/>
+          </m:rPr>
           <w:rPr>
             <w:rFonts w:ascii="Times New Roman" w:hAnsi="Times New Roman" w:cs="Times New Roman" w:eastAsia="SimSun"/>
           </w:rPr>
           <m:t>m</m:t>
         </m:r>
         <m:r>
+          <m:rPr>
+            <m:sty m:val="p"/>
+          </m:rPr>
           <w:rPr>
             <w:rFonts w:ascii="Times New Roman" w:hAnsi="Times New Roman" w:cs="Times New Roman" w:eastAsia="SimSun"/>
           </w:rPr>
           <m:t>o</m:t>
         </m:r>
-        <m:r>
-          <w:rPr>
-            <w:rFonts w:ascii="Times New Roman" w:hAnsi="Times New Roman" w:cs="Times New Roman" w:eastAsia="SimSun"/>
-          </w:rPr>
-          <m:t>l</m:t>
-        </m:r>
+        <m:sSup>
+          <m:e>
+            <m:r>
+              <m:rPr>
+                <m:sty m:val="p"/>
+              </m:rPr>
+              <w:rPr>
+                <w:rFonts w:ascii="Times New Roman" w:hAnsi="Times New Roman" w:cs="Times New Roman" w:eastAsia="SimSun"/>
+              </w:rPr>
+              <m:t>l</m:t>
+            </m:r>
+          </m:e>
+          <m:sup>
+            <m:r>
+              <m:rPr>
+                <m:sty m:val="p"/>
+              </m:rPr>
+              <w:rPr>
+                <w:rFonts w:ascii="Times New Roman" w:hAnsi="Times New Roman" w:cs="Times New Roman" w:eastAsia="SimSun"/>
+              </w:rPr>
+              <m:t>−</m:t>
+            </m:r>
+            <m:r>
+              <m:rPr>
+                <m:sty m:val="p"/>
+              </m:rPr>
+              <w:rPr>
+                <w:rFonts w:ascii="Times New Roman" w:hAnsi="Times New Roman" w:cs="Times New Roman" w:eastAsia="SimSun"/>
+              </w:rPr>
+              <m:t>1</m:t>
+            </m:r>
+          </m:sup>
+        </m:sSup>
         <m:r>
           <m:rPr>
             <m:sty m:val="p"/>
@@ -2719,12 +2841,18 @@
           <m:t> </m:t>
         </m:r>
         <m:r>
+          <m:rPr>
+            <m:sty m:val="p"/>
+          </m:rPr>
           <w:rPr>
             <w:rFonts w:ascii="Times New Roman" w:hAnsi="Times New Roman" w:cs="Times New Roman" w:eastAsia="SimSun"/>
           </w:rPr>
           <m:t>k</m:t>
         </m:r>
         <m:r>
+          <m:rPr>
+            <m:sty m:val="p"/>
+          </m:rPr>
           <w:rPr>
             <w:rFonts w:ascii="Times New Roman" w:hAnsi="Times New Roman" w:cs="Times New Roman" w:eastAsia="SimSun"/>
           </w:rPr>
@@ -2737,26 +2865,59 @@
           <w:rPr>
             <w:rFonts w:ascii="Times New Roman" w:hAnsi="Times New Roman" w:cs="Times New Roman" w:eastAsia="SimSun"/>
           </w:rPr>
-          <m:t>/</m:t>
-        </m:r>
-        <m:r>
+          <m:t>⋅</m:t>
+        </m:r>
+        <m:r>
+          <m:rPr>
+            <m:sty m:val="p"/>
+          </m:rPr>
           <w:rPr>
             <w:rFonts w:ascii="Times New Roman" w:hAnsi="Times New Roman" w:cs="Times New Roman" w:eastAsia="SimSun"/>
           </w:rPr>
           <m:t>m</m:t>
         </m:r>
         <m:r>
+          <m:rPr>
+            <m:sty m:val="p"/>
+          </m:rPr>
           <w:rPr>
             <w:rFonts w:ascii="Times New Roman" w:hAnsi="Times New Roman" w:cs="Times New Roman" w:eastAsia="SimSun"/>
           </w:rPr>
           <m:t>o</m:t>
         </m:r>
-        <m:r>
-          <w:rPr>
-            <w:rFonts w:ascii="Times New Roman" w:hAnsi="Times New Roman" w:cs="Times New Roman" w:eastAsia="SimSun"/>
-          </w:rPr>
-          <m:t>l</m:t>
-        </m:r>
+        <m:sSup>
+          <m:e>
+            <m:r>
+              <m:rPr>
+                <m:sty m:val="p"/>
+              </m:rPr>
+              <w:rPr>
+                <w:rFonts w:ascii="Times New Roman" w:hAnsi="Times New Roman" w:cs="Times New Roman" w:eastAsia="SimSun"/>
+              </w:rPr>
+              <m:t>l</m:t>
+            </m:r>
+          </m:e>
+          <m:sup>
+            <m:r>
+              <m:rPr>
+                <m:sty m:val="p"/>
+              </m:rPr>
+              <w:rPr>
+                <w:rFonts w:ascii="Times New Roman" w:hAnsi="Times New Roman" w:cs="Times New Roman" w:eastAsia="SimSun"/>
+              </w:rPr>
+              <m:t>−</m:t>
+            </m:r>
+            <m:r>
+              <m:rPr>
+                <m:sty m:val="p"/>
+              </m:rPr>
+              <w:rPr>
+                <w:rFonts w:ascii="Times New Roman" w:hAnsi="Times New Roman" w:cs="Times New Roman" w:eastAsia="SimSun"/>
+              </w:rPr>
+              <m:t>1</m:t>
+            </m:r>
+          </m:sup>
+        </m:sSup>
       </m:oMath>
       <w:r>
         <w:t xml:space="preserve"> </w:t>
@@ -3528,7 +3689,7 @@
               <w:rPr>
                 <w:rFonts w:ascii="Times New Roman" w:hAnsi="Times New Roman" w:cs="Times New Roman" w:eastAsia="SimSun"/>
               </w:rPr>
-              <m:t>•</m:t>
+              <m:t>*</m:t>
             </m:r>
           </m:sup>
         </m:sSubSup>
@@ -3571,7 +3732,7 @@
               <w:rPr>
                 <w:rFonts w:ascii="Times New Roman" w:hAnsi="Times New Roman" w:cs="Times New Roman" w:eastAsia="SimSun"/>
               </w:rPr>
-              <m:t>•</m:t>
+              <m:t>*</m:t>
             </m:r>
           </m:sup>
         </m:sSubSup>
@@ -4918,7 +5079,7 @@
               <w:rPr>
                 <w:rFonts w:ascii="Times New Roman" w:hAnsi="Times New Roman" w:cs="Times New Roman" w:eastAsia="SimSun"/>
               </w:rPr>
-              <m:t>∘</m:t>
+              <m:t>⊖</m:t>
             </m:r>
           </m:sup>
         </m:sSup>
@@ -5803,7 +5964,7 @@
           <w:rPr>
             <w:rFonts w:ascii="Times New Roman" w:hAnsi="Times New Roman" w:cs="Times New Roman" w:eastAsia="SimSun"/>
           </w:rPr>
-          <m:t>/</m:t>
+          <m:t>⋅</m:t>
         </m:r>
         <m:r>
           <m:rPr>
@@ -5823,15 +5984,39 @@
           </w:rPr>
           <m:t>o</m:t>
         </m:r>
-        <m:r>
-          <m:rPr>
-            <m:sty m:val="p"/>
-          </m:rPr>
-          <w:rPr>
-            <w:rFonts w:ascii="Times New Roman" w:hAnsi="Times New Roman" w:cs="Times New Roman" w:eastAsia="SimSun"/>
-          </w:rPr>
-          <m:t>l</m:t>
-        </m:r>
+        <m:sSup>
+          <m:e>
+            <m:r>
+              <m:rPr>
+                <m:sty m:val="p"/>
+              </m:rPr>
+              <w:rPr>
+                <w:rFonts w:ascii="Times New Roman" w:hAnsi="Times New Roman" w:cs="Times New Roman" w:eastAsia="SimSun"/>
+              </w:rPr>
+              <m:t>l</m:t>
+            </m:r>
+          </m:e>
+          <m:sup>
+            <m:r>
+              <m:rPr>
+                <m:sty m:val="p"/>
+              </m:rPr>
+              <w:rPr>
+                <w:rFonts w:ascii="Times New Roman" w:hAnsi="Times New Roman" w:cs="Times New Roman" w:eastAsia="SimSun"/>
+              </w:rPr>
+              <m:t>−</m:t>
+            </m:r>
+            <m:r>
+              <m:rPr>
+                <m:sty m:val="p"/>
+              </m:rPr>
+              <w:rPr>
+                <w:rFonts w:ascii="Times New Roman" w:hAnsi="Times New Roman" w:cs="Times New Roman" w:eastAsia="SimSun"/>
+              </w:rPr>
+              <m:t>1</m:t>
+            </m:r>
+          </m:sup>
+        </m:sSup>
       </m:oMath>
       <w:r>
         <w:t xml:space="preserve"> </w:t>
@@ -6246,9 +6431,9 @@
         <w:tblLook w:firstRow="1" w:lastRow="0" w:firstColumn="0" w:lastColumn="0" w:noHBand="0" w:noVBand="0" w:val="0020"/>
       </w:tblPr>
       <w:tblGrid>
-        <w:gridCol w:w="1199"/>
+        <w:gridCol w:w="1599"/>
         <w:gridCol w:w="4516"/>
-        <w:gridCol w:w="4037"/>
+        <w:gridCol w:w="3637"/>
       </w:tblGrid>
       <w:tr>
         <w:trPr>
@@ -6256,7 +6441,7 @@
         </w:trPr>
         <w:tc>
           <w:tcPr>
-            <w:tcW w:type="dxa" w:w="1199"/>
+            <w:tcW w:type="dxa" w:w="1599"/>
           </w:tcPr>
           <w:tcPr/>
           <w:p>
@@ -6286,13 +6471,96 @@
               <w:rPr>
                 <w:rFonts w:ascii="Times New Roman" w:hAnsi="Times New Roman" w:cs="Times New Roman" w:eastAsia="SimSun"/>
               </w:rPr>
-              <w:t xml:space="preserve">标准摩尔生成焓(kJ/mol)</w:t>
+              <w:t xml:space="preserve">标准摩尔生成焓(</w:t>
+            </w:r>
+            <m:oMath>
+              <m:r>
+                <m:rPr>
+                  <m:sty m:val="p"/>
+                </m:rPr>
+                <w:rPr>
+                  <w:rFonts w:ascii="Times New Roman" w:hAnsi="Times New Roman" w:cs="Times New Roman" w:eastAsia="SimSun"/>
+                </w:rPr>
+                <m:t>k</m:t>
+              </m:r>
+              <m:r>
+                <m:rPr>
+                  <m:sty m:val="p"/>
+                </m:rPr>
+                <w:rPr>
+                  <w:rFonts w:ascii="Times New Roman" w:hAnsi="Times New Roman" w:cs="Times New Roman" w:eastAsia="SimSun"/>
+                </w:rPr>
+                <m:t>J</m:t>
+              </m:r>
+              <m:r>
+                <m:rPr>
+                  <m:sty m:val="p"/>
+                </m:rPr>
+                <w:rPr>
+                  <w:rFonts w:ascii="Times New Roman" w:hAnsi="Times New Roman" w:cs="Times New Roman" w:eastAsia="SimSun"/>
+                </w:rPr>
+                <m:t>⋅</m:t>
+              </m:r>
+              <m:r>
+                <m:rPr>
+                  <m:sty m:val="p"/>
+                </m:rPr>
+                <w:rPr>
+                  <w:rFonts w:ascii="Times New Roman" w:hAnsi="Times New Roman" w:cs="Times New Roman" w:eastAsia="SimSun"/>
+                </w:rPr>
+                <m:t>m</m:t>
+              </m:r>
+              <m:r>
+                <m:rPr>
+                  <m:sty m:val="p"/>
+                </m:rPr>
+                <w:rPr>
+                  <w:rFonts w:ascii="Times New Roman" w:hAnsi="Times New Roman" w:cs="Times New Roman" w:eastAsia="SimSun"/>
+                </w:rPr>
+                <m:t>o</m:t>
+              </m:r>
+              <m:sSup>
+                <m:e>
+                  <m:r>
+                    <m:rPr>
+                      <m:sty m:val="p"/>
+                    </m:rPr>
+                    <w:rPr>
+                      <w:rFonts w:ascii="Times New Roman" w:hAnsi="Times New Roman" w:cs="Times New Roman" w:eastAsia="SimSun"/>
+                    </w:rPr>
+                    <m:t>l</m:t>
+                  </m:r>
+                </m:e>
+                <m:sup>
+                  <m:r>
+                    <m:rPr>
+                      <m:sty m:val="p"/>
+                    </m:rPr>
+                    <w:rPr>
+                      <w:rFonts w:ascii="Times New Roman" w:hAnsi="Times New Roman" w:cs="Times New Roman" w:eastAsia="SimSun"/>
+                    </w:rPr>
+                    <m:t>−</m:t>
+                  </m:r>
+                  <m:r>
+                    <m:rPr>
+                      <m:sty m:val="p"/>
+                    </m:rPr>
+                    <w:rPr>
+                      <w:rFonts w:ascii="Times New Roman" w:hAnsi="Times New Roman" w:cs="Times New Roman" w:eastAsia="SimSun"/>
+                    </w:rPr>
+                    <m:t>1</m:t>
+                  </m:r>
+                </m:sup>
+              </m:sSup>
+            </m:oMath>
+            <w:r>
+              <w:t xml:space="preserve">)</w:t>
             </w:r>
           </w:p>
         </w:tc>
         <w:tc>
           <w:tcPr>
-            <w:tcW w:type="dxa" w:w="4037"/>
+            <w:tcW w:type="dxa" w:w="3637"/>
           </w:tcPr>
           <w:tcPr/>
           <w:p>
@@ -6304,7 +6572,123 @@
               <w:rPr>
                 <w:rFonts w:ascii="Times New Roman" w:hAnsi="Times New Roman" w:cs="Times New Roman" w:eastAsia="SimSun"/>
               </w:rPr>
-              <w:t xml:space="preserve">标准摩尔熵(J/mol·K)</w:t>
+              <w:t xml:space="preserve">标准摩尔熵(</w:t>
+            </w:r>
+            <m:oMath>
+              <m:r>
+                <m:rPr>
+                  <m:sty m:val="p"/>
+                </m:rPr>
+                <w:rPr>
+                  <w:rFonts w:ascii="Times New Roman" w:hAnsi="Times New Roman" w:cs="Times New Roman" w:eastAsia="SimSun"/>
+                </w:rPr>
+                <m:t>J</m:t>
+              </m:r>
+              <m:r>
+                <m:rPr>
+                  <m:sty m:val="p"/>
+                </m:rPr>
+                <w:rPr>
+                  <w:rFonts w:ascii="Times New Roman" w:hAnsi="Times New Roman" w:cs="Times New Roman" w:eastAsia="SimSun"/>
+                </w:rPr>
+                <m:t>⋅</m:t>
+              </m:r>
+              <m:r>
+                <m:rPr>
+                  <m:sty m:val="p"/>
+                </m:rPr>
+                <w:rPr>
+                  <w:rFonts w:ascii="Times New Roman" w:hAnsi="Times New Roman" w:cs="Times New Roman" w:eastAsia="SimSun"/>
+                </w:rPr>
+                <m:t>m</m:t>
+              </m:r>
+              <m:r>
+                <m:rPr>
+                  <m:sty m:val="p"/>
+                </m:rPr>
+                <w:rPr>
+                  <w:rFonts w:ascii="Times New Roman" w:hAnsi="Times New Roman" w:cs="Times New Roman" w:eastAsia="SimSun"/>
+                </w:rPr>
+                <m:t>o</m:t>
+              </m:r>
+              <m:sSup>
+                <m:e>
+                  <m:r>
+                    <m:rPr>
+                      <m:sty m:val="p"/>
+                    </m:rPr>
+                    <w:rPr>
+                      <w:rFonts w:ascii="Times New Roman" w:hAnsi="Times New Roman" w:cs="Times New Roman" w:eastAsia="SimSun"/>
+                    </w:rPr>
+                    <m:t>l</m:t>
+                  </m:r>
+                </m:e>
+                <m:sup>
+                  <m:r>
+                    <m:rPr>
+                      <m:sty m:val="p"/>
+                    </m:rPr>
+                    <w:rPr>
+                      <w:rFonts w:ascii="Times New Roman" w:hAnsi="Times New Roman" w:cs="Times New Roman" w:eastAsia="SimSun"/>
+                    </w:rPr>
+                    <m:t>−</m:t>
+                  </m:r>
+                  <m:r>
+                    <m:rPr>
+                      <m:sty m:val="p"/>
+                    </m:rPr>
+                    <w:rPr>
+                      <w:rFonts w:ascii="Times New Roman" w:hAnsi="Times New Roman" w:cs="Times New Roman" w:eastAsia="SimSun"/>
+                    </w:rPr>
+                    <m:t>1</m:t>
+                  </m:r>
+                </m:sup>
+              </m:sSup>
+              <m:r>
+                <m:rPr>
+                  <m:sty m:val="p"/>
+                </m:rPr>
+                <w:rPr>
+                  <w:rFonts w:ascii="Times New Roman" w:hAnsi="Times New Roman" w:cs="Times New Roman" w:eastAsia="SimSun"/>
+                </w:rPr>
+                <m:t>⋅</m:t>
+              </m:r>
+              <m:sSup>
+                <m:e>
+                  <m:r>
+                    <m:rPr>
+                      <m:sty m:val="p"/>
+                    </m:rPr>
+                    <w:rPr>
+                      <w:rFonts w:ascii="Times New Roman" w:hAnsi="Times New Roman" w:cs="Times New Roman" w:eastAsia="SimSun"/>
+                    </w:rPr>
+                    <m:t>K</m:t>
+                  </m:r>
+                </m:e>
+                <m:sup>
+                  <m:r>
+                    <m:rPr>
+                      <m:sty m:val="p"/>
+                    </m:rPr>
+                    <w:rPr>
+                      <w:rFonts w:ascii="Times New Roman" w:hAnsi="Times New Roman" w:cs="Times New Roman" w:eastAsia="SimSun"/>
+                    </w:rPr>
+                    <m:t>−</m:t>
+                  </m:r>
+                  <m:r>
+                    <m:rPr>
+                      <m:sty m:val="p"/>
+                    </m:rPr>
+                    <w:rPr>
+                      <w:rFonts w:ascii="Times New Roman" w:hAnsi="Times New Roman" w:cs="Times New Roman" w:eastAsia="SimSun"/>
+                    </w:rPr>
+                    <m:t>1</m:t>
+                  </m:r>
+                </m:sup>
+              </m:sSup>
+            </m:oMath>
+            <w:r>
+              <w:t xml:space="preserve">)</w:t>
             </w:r>
           </w:p>
         </w:tc>
@@ -6312,7 +6696,7 @@
       <w:tr>
         <w:tc>
           <w:tcPr>
-            <w:tcW w:type="dxa" w:w="1199"/>
+            <w:tcW w:type="dxa" w:w="1599"/>
           </w:tcPr>
           <w:tcPr/>
           <w:p>
@@ -6342,7 +6726,7 @@
         </w:tc>
         <w:tc>
           <w:tcPr>
-            <w:tcW w:type="dxa" w:w="4037"/>
+            <w:tcW w:type="dxa" w:w="3637"/>
           </w:tcPr>
           <w:tcPr/>
           <w:p>
@@ -6359,7 +6743,7 @@
       <w:tr>
         <w:tc>
           <w:tcPr>
-            <w:tcW w:type="dxa" w:w="1199"/>
+            <w:tcW w:type="dxa" w:w="1599"/>
           </w:tcPr>
           <w:tcPr/>
           <w:p>
@@ -6424,7 +6808,7 @@
         </w:tc>
         <w:tc>
           <w:tcPr>
-            <w:tcW w:type="dxa" w:w="4037"/>
+            <w:tcW w:type="dxa" w:w="3637"/>
           </w:tcPr>
           <w:tcPr/>
           <w:p>
@@ -6441,7 +6825,7 @@
       <w:tr>
         <w:tc>
           <w:tcPr>
-            <w:tcW w:type="dxa" w:w="1199"/>
+            <w:tcW w:type="dxa" w:w="1599"/>
           </w:tcPr>
           <w:tcPr/>
           <w:p>
@@ -6497,7 +6881,7 @@
         </w:tc>
         <w:tc>
           <w:tcPr>
-            <w:tcW w:type="dxa" w:w="4037"/>
+            <w:tcW w:type="dxa" w:w="3637"/>
           </w:tcPr>
           <w:tcPr/>
           <w:p>
@@ -6734,9 +7118,9 @@
         <w:tblLook w:firstRow="1" w:lastRow="0" w:firstColumn="0" w:lastColumn="0" w:noHBand="0" w:noVBand="0" w:val="0020"/>
       </w:tblPr>
       <w:tblGrid>
-        <w:gridCol w:w="1199"/>
+        <w:gridCol w:w="1599"/>
         <w:gridCol w:w="4516"/>
-        <w:gridCol w:w="4037"/>
+        <w:gridCol w:w="3637"/>
       </w:tblGrid>
       <w:tr>
         <w:trPr>
@@ -6744,7 +7128,7 @@
         </w:trPr>
         <w:tc>
           <w:tcPr>
-            <w:tcW w:type="dxa" w:w="1199"/>
+            <w:tcW w:type="dxa" w:w="1599"/>
           </w:tcPr>
           <w:tcPr/>
           <w:p>
@@ -6774,13 +7158,96 @@
               <w:rPr>
                 <w:rFonts w:ascii="Times New Roman" w:hAnsi="Times New Roman" w:cs="Times New Roman" w:eastAsia="SimSun"/>
               </w:rPr>
-              <w:t xml:space="preserve">标准摩尔生成焓(kJ/mol)</w:t>
+              <w:t xml:space="preserve">标准摩尔生成焓(</w:t>
+            </w:r>
+            <m:oMath>
+              <m:r>
+                <m:rPr>
+                  <m:sty m:val="p"/>
+                </m:rPr>
+                <w:rPr>
+                  <w:rFonts w:ascii="Times New Roman" w:hAnsi="Times New Roman" w:cs="Times New Roman" w:eastAsia="SimSun"/>
+                </w:rPr>
+                <m:t>k</m:t>
+              </m:r>
+              <m:r>
+                <m:rPr>
+                  <m:sty m:val="p"/>
+                </m:rPr>
+                <w:rPr>
+                  <w:rFonts w:ascii="Times New Roman" w:hAnsi="Times New Roman" w:cs="Times New Roman" w:eastAsia="SimSun"/>
+                </w:rPr>
+                <m:t>J</m:t>
+              </m:r>
+              <m:r>
+                <m:rPr>
+                  <m:sty m:val="p"/>
+                </m:rPr>
+                <w:rPr>
+                  <w:rFonts w:ascii="Times New Roman" w:hAnsi="Times New Roman" w:cs="Times New Roman" w:eastAsia="SimSun"/>
+                </w:rPr>
+                <m:t>⋅</m:t>
+              </m:r>
+              <m:r>
+                <m:rPr>
+                  <m:sty m:val="p"/>
+                </m:rPr>
+                <w:rPr>
+                  <w:rFonts w:ascii="Times New Roman" w:hAnsi="Times New Roman" w:cs="Times New Roman" w:eastAsia="SimSun"/>
+                </w:rPr>
+                <m:t>m</m:t>
+              </m:r>
+              <m:r>
+                <m:rPr>
+                  <m:sty m:val="p"/>
+                </m:rPr>
+                <w:rPr>
+                  <w:rFonts w:ascii="Times New Roman" w:hAnsi="Times New Roman" w:cs="Times New Roman" w:eastAsia="SimSun"/>
+                </w:rPr>
+                <m:t>o</m:t>
+              </m:r>
+              <m:sSup>
+                <m:e>
+                  <m:r>
+                    <m:rPr>
+                      <m:sty m:val="p"/>
+                    </m:rPr>
+                    <w:rPr>
+                      <w:rFonts w:ascii="Times New Roman" w:hAnsi="Times New Roman" w:cs="Times New Roman" w:eastAsia="SimSun"/>
+                    </w:rPr>
+                    <m:t>l</m:t>
+                  </m:r>
+                </m:e>
+                <m:sup>
+                  <m:r>
+                    <m:rPr>
+                      <m:sty m:val="p"/>
+                    </m:rPr>
+                    <w:rPr>
+                      <w:rFonts w:ascii="Times New Roman" w:hAnsi="Times New Roman" w:cs="Times New Roman" w:eastAsia="SimSun"/>
+                    </w:rPr>
+                    <m:t>−</m:t>
+                  </m:r>
+                  <m:r>
+                    <m:rPr>
+                      <m:sty m:val="p"/>
+                    </m:rPr>
+                    <w:rPr>
+                      <w:rFonts w:ascii="Times New Roman" w:hAnsi="Times New Roman" w:cs="Times New Roman" w:eastAsia="SimSun"/>
+                    </w:rPr>
+                    <m:t>1</m:t>
+                  </m:r>
+                </m:sup>
+              </m:sSup>
+            </m:oMath>
+            <w:r>
+              <w:t xml:space="preserve">)</w:t>
             </w:r>
           </w:p>
         </w:tc>
         <w:tc>
           <w:tcPr>
-            <w:tcW w:type="dxa" w:w="4037"/>
+            <w:tcW w:type="dxa" w:w="3637"/>
           </w:tcPr>
           <w:tcPr/>
           <w:p>
@@ -6792,7 +7259,123 @@
               <w:rPr>
                 <w:rFonts w:ascii="Times New Roman" w:hAnsi="Times New Roman" w:cs="Times New Roman" w:eastAsia="SimSun"/>
               </w:rPr>
-              <w:t xml:space="preserve">标准摩尔熵(J/mol·K)</w:t>
+              <w:t xml:space="preserve">标准摩尔熵(</w:t>
+            </w:r>
+            <m:oMath>
+              <m:r>
+                <m:rPr>
+                  <m:sty m:val="p"/>
+                </m:rPr>
+                <w:rPr>
+                  <w:rFonts w:ascii="Times New Roman" w:hAnsi="Times New Roman" w:cs="Times New Roman" w:eastAsia="SimSun"/>
+                </w:rPr>
+                <m:t>J</m:t>
+              </m:r>
+              <m:r>
+                <m:rPr>
+                  <m:sty m:val="p"/>
+                </m:rPr>
+                <w:rPr>
+                  <w:rFonts w:ascii="Times New Roman" w:hAnsi="Times New Roman" w:cs="Times New Roman" w:eastAsia="SimSun"/>
+                </w:rPr>
+                <m:t>⋅</m:t>
+              </m:r>
+              <m:r>
+                <m:rPr>
+                  <m:sty m:val="p"/>
+                </m:rPr>
+                <w:rPr>
+                  <w:rFonts w:ascii="Times New Roman" w:hAnsi="Times New Roman" w:cs="Times New Roman" w:eastAsia="SimSun"/>
+                </w:rPr>
+                <m:t>m</m:t>
+              </m:r>
+              <m:r>
+                <m:rPr>
+                  <m:sty m:val="p"/>
+                </m:rPr>
+                <w:rPr>
+                  <w:rFonts w:ascii="Times New Roman" w:hAnsi="Times New Roman" w:cs="Times New Roman" w:eastAsia="SimSun"/>
+                </w:rPr>
+                <m:t>o</m:t>
+              </m:r>
+              <m:sSup>
+                <m:e>
+                  <m:r>
+                    <m:rPr>
+                      <m:sty m:val="p"/>
+                    </m:rPr>
+                    <w:rPr>
+                      <w:rFonts w:ascii="Times New Roman" w:hAnsi="Times New Roman" w:cs="Times New Roman" w:eastAsia="SimSun"/>
+                    </w:rPr>
+                    <m:t>l</m:t>
+                  </m:r>
+                </m:e>
+                <m:sup>
+                  <m:r>
+                    <m:rPr>
+                      <m:sty m:val="p"/>
+                    </m:rPr>
+                    <w:rPr>
+                      <w:rFonts w:ascii="Times New Roman" w:hAnsi="Times New Roman" w:cs="Times New Roman" w:eastAsia="SimSun"/>
+                    </w:rPr>
+                    <m:t>−</m:t>
+                  </m:r>
+                  <m:r>
+                    <m:rPr>
+                      <m:sty m:val="p"/>
+                    </m:rPr>
+                    <w:rPr>
+                      <w:rFonts w:ascii="Times New Roman" w:hAnsi="Times New Roman" w:cs="Times New Roman" w:eastAsia="SimSun"/>
+                    </w:rPr>
+                    <m:t>1</m:t>
+                  </m:r>
+                </m:sup>
+              </m:sSup>
+              <m:r>
+                <m:rPr>
+                  <m:sty m:val="p"/>
+                </m:rPr>
+                <w:rPr>
+                  <w:rFonts w:ascii="Times New Roman" w:hAnsi="Times New Roman" w:cs="Times New Roman" w:eastAsia="SimSun"/>
+                </w:rPr>
+                <m:t>⋅</m:t>
+              </m:r>
+              <m:sSup>
+                <m:e>
+                  <m:r>
+                    <m:rPr>
+                      <m:sty m:val="p"/>
+                    </m:rPr>
+                    <w:rPr>
+                      <w:rFonts w:ascii="Times New Roman" w:hAnsi="Times New Roman" w:cs="Times New Roman" w:eastAsia="SimSun"/>
+                    </w:rPr>
+                    <m:t>K</m:t>
+                  </m:r>
+                </m:e>
+                <m:sup>
+                  <m:r>
+                    <m:rPr>
+                      <m:sty m:val="p"/>
+                    </m:rPr>
+                    <w:rPr>
+                      <w:rFonts w:ascii="Times New Roman" w:hAnsi="Times New Roman" w:cs="Times New Roman" w:eastAsia="SimSun"/>
+                    </w:rPr>
+                    <m:t>−</m:t>
+                  </m:r>
+                  <m:r>
+                    <m:rPr>
+                      <m:sty m:val="p"/>
+                    </m:rPr>
+                    <w:rPr>
+                      <w:rFonts w:ascii="Times New Roman" w:hAnsi="Times New Roman" w:cs="Times New Roman" w:eastAsia="SimSun"/>
+                    </w:rPr>
+                    <m:t>1</m:t>
+                  </m:r>
+                </m:sup>
+              </m:sSup>
+            </m:oMath>
+            <w:r>
+              <w:t xml:space="preserve">)</w:t>
             </w:r>
           </w:p>
         </w:tc>
@@ -6800,7 +7383,7 @@
       <w:tr>
         <w:tc>
           <w:tcPr>
-            <w:tcW w:type="dxa" w:w="1199"/>
+            <w:tcW w:type="dxa" w:w="1599"/>
           </w:tcPr>
           <w:tcPr/>
           <w:p>
@@ -6865,7 +7448,7 @@
         </w:tc>
         <w:tc>
           <w:tcPr>
-            <w:tcW w:type="dxa" w:w="4037"/>
+            <w:tcW w:type="dxa" w:w="3637"/>
           </w:tcPr>
           <w:tcPr/>
           <w:p>
@@ -6882,7 +7465,7 @@
       <w:tr>
         <w:tc>
           <w:tcPr>
-            <w:tcW w:type="dxa" w:w="1199"/>
+            <w:tcW w:type="dxa" w:w="1599"/>
           </w:tcPr>
           <w:tcPr/>
           <w:p>
@@ -6947,7 +7530,7 @@
         </w:tc>
         <w:tc>
           <w:tcPr>
-            <w:tcW w:type="dxa" w:w="4037"/>
+            <w:tcW w:type="dxa" w:w="3637"/>
           </w:tcPr>
           <w:tcPr/>
           <w:p>
@@ -10427,12 +11010,18 @@
                 <m:t>(</m:t>
               </m:r>
               <m:r>
+                <m:rPr>
+                  <m:sty m:val="p"/>
+                </m:rPr>
                 <w:rPr>
                   <w:rFonts w:ascii="Times New Roman" w:hAnsi="Times New Roman" w:cs="Times New Roman" w:eastAsia="SimSun"/>
                 </w:rPr>
                 <m:t>k</m:t>
               </m:r>
               <m:r>
+                <m:rPr>
+                  <m:sty m:val="p"/>
+                </m:rPr>
                 <w:rPr>
                   <w:rFonts w:ascii="Times New Roman" w:hAnsi="Times New Roman" w:cs="Times New Roman" w:eastAsia="SimSun"/>
                 </w:rPr>
@@ -10445,26 +11034,59 @@
                 <w:rPr>
                   <w:rFonts w:ascii="Times New Roman" w:hAnsi="Times New Roman" w:cs="Times New Roman" w:eastAsia="SimSun"/>
                 </w:rPr>
-                <m:t>/</m:t>
+                <m:t>⋅</m:t>
               </m:r>
               <m:r>
+                <m:rPr>
+                  <m:sty m:val="p"/>
+                </m:rPr>
                 <w:rPr>
                   <w:rFonts w:ascii="Times New Roman" w:hAnsi="Times New Roman" w:cs="Times New Roman" w:eastAsia="SimSun"/>
                 </w:rPr>
                 <m:t>m</m:t>
               </m:r>
               <m:r>
+                <m:rPr>
+                  <m:sty m:val="p"/>
+                </m:rPr>
                 <w:rPr>
                   <w:rFonts w:ascii="Times New Roman" w:hAnsi="Times New Roman" w:cs="Times New Roman" w:eastAsia="SimSun"/>
                 </w:rPr>
                 <m:t>o</m:t>
               </m:r>
-              <m:r>
-                <w:rPr>
-                  <w:rFonts w:ascii="Times New Roman" w:hAnsi="Times New Roman" w:cs="Times New Roman" w:eastAsia="SimSun"/>
-                </w:rPr>
-                <m:t>l</m:t>
-              </m:r>
+              <m:sSup>
+                <m:e>
+                  <m:r>
+                    <m:rPr>
+                      <m:sty m:val="p"/>
+                    </m:rPr>
+                    <w:rPr>
+                      <w:rFonts w:ascii="Times New Roman" w:hAnsi="Times New Roman" w:cs="Times New Roman" w:eastAsia="SimSun"/>
+                    </w:rPr>
+                    <m:t>l</m:t>
+                  </m:r>
+                </m:e>
+                <m:sup>
+                  <m:r>
+                    <m:rPr>
+                      <m:sty m:val="p"/>
+                    </m:rPr>
+                    <w:rPr>
+                      <w:rFonts w:ascii="Times New Roman" w:hAnsi="Times New Roman" w:cs="Times New Roman" w:eastAsia="SimSun"/>
+                    </w:rPr>
+                    <m:t>−</m:t>
+                  </m:r>
+                  <m:r>
+                    <m:rPr>
+                      <m:sty m:val="p"/>
+                    </m:rPr>
+                    <w:rPr>
+                      <w:rFonts w:ascii="Times New Roman" w:hAnsi="Times New Roman" w:cs="Times New Roman" w:eastAsia="SimSun"/>
+                    </w:rPr>
+                    <m:t>1</m:t>
+                  </m:r>
+                </m:sup>
+              </m:sSup>
               <m:r>
                 <m:rPr>
                   <m:sty m:val="p"/>

--- a/00-首页/题组Word/初赛模拟卷/真题版式/初赛模拟卷XIII（非有机·学生版·真题版式）.docx
+++ b/00-首页/题组Word/初赛模拟卷/真题版式/初赛模拟卷XIII（非有机·学生版·真题版式）.docx
@@ -9118,10 +9118,13 @@
           </m:sub>
           <m:sup>
             <m:r>
-              <w:rPr>
-                <w:rFonts w:ascii="Times New Roman" w:hAnsi="Times New Roman" w:cs="Times New Roman" w:eastAsia="SimSun"/>
-              </w:rPr>
-              <m:t>0</m:t>
+              <m:rPr>
+                <m:sty m:val="p"/>
+              </m:rPr>
+              <w:rPr>
+                <w:rFonts w:ascii="Times New Roman" w:hAnsi="Times New Roman" w:cs="Times New Roman" w:eastAsia="SimSun"/>
+              </w:rPr>
+              <m:t>⊖</m:t>
             </m:r>
           </m:sup>
         </m:sSubSup>
@@ -10966,6 +10969,9 @@
                 </m:e>
                 <m:sub>
                   <m:r>
+                    <m:rPr>
+                      <m:sty m:val="p"/>
+                    </m:rPr>
                     <w:rPr>
                       <w:rFonts w:ascii="Times New Roman" w:hAnsi="Times New Roman" w:cs="Times New Roman" w:eastAsia="SimSun"/>
                     </w:rPr>
@@ -10973,7 +10979,7 @@
                   </m:r>
                 </m:sub>
               </m:sSub>
-              <m:sSup>
+              <m:sSubSup>
                 <m:e>
                   <m:r>
                     <w:rPr>
@@ -10982,6 +10988,17 @@
                     <m:t>H</m:t>
                   </m:r>
                 </m:e>
+                <m:sub>
+                  <m:r>
+                    <m:rPr>
+                      <m:sty m:val="p"/>
+                    </m:rPr>
+                    <w:rPr>
+                      <w:rFonts w:ascii="Times New Roman" w:hAnsi="Times New Roman" w:cs="Times New Roman" w:eastAsia="SimSun"/>
+                    </w:rPr>
+                    <m:t>m</m:t>
+                  </m:r>
+                </m:sub>
                 <m:sup>
                   <m:r>
                     <m:rPr>
@@ -10993,12 +11010,15 @@
                     <m:t>⊖</m:t>
                   </m:r>
                 </m:sup>
-              </m:sSup>
+              </m:sSubSup>
               <m:r>
+                <m:rPr>
+                  <m:sty m:val="p"/>
+                </m:rPr>
                 <w:rPr>
                   <w:rFonts w:ascii="Times New Roman" w:hAnsi="Times New Roman" w:cs="Times New Roman" w:eastAsia="SimSun"/>
                 </w:rPr>
-                <m:t>m</m:t>
+                <m:t>/</m:t>
               </m:r>
               <m:r>
                 <m:rPr>
@@ -11036,26 +11056,26 @@
                 </w:rPr>
                 <m:t>⋅</m:t>
               </m:r>
-              <m:r>
-                <m:rPr>
-                  <m:sty m:val="p"/>
-                </m:rPr>
-                <w:rPr>
-                  <w:rFonts w:ascii="Times New Roman" w:hAnsi="Times New Roman" w:cs="Times New Roman" w:eastAsia="SimSun"/>
-                </w:rPr>
-                <m:t>m</m:t>
-              </m:r>
-              <m:r>
-                <m:rPr>
-                  <m:sty m:val="p"/>
-                </m:rPr>
-                <w:rPr>
-                  <w:rFonts w:ascii="Times New Roman" w:hAnsi="Times New Roman" w:cs="Times New Roman" w:eastAsia="SimSun"/>
-                </w:rPr>
-                <m:t>o</m:t>
-              </m:r>
               <m:sSup>
                 <m:e>
+                  <m:r>
+                    <m:rPr>
+                      <m:sty m:val="p"/>
+                    </m:rPr>
+                    <w:rPr>
+                      <w:rFonts w:ascii="Times New Roman" w:hAnsi="Times New Roman" w:cs="Times New Roman" w:eastAsia="SimSun"/>
+                    </w:rPr>
+                    <m:t>m</m:t>
+                  </m:r>
+                  <m:r>
+                    <m:rPr>
+                      <m:sty m:val="p"/>
+                    </m:rPr>
+                    <w:rPr>
+                      <w:rFonts w:ascii="Times New Roman" w:hAnsi="Times New Roman" w:cs="Times New Roman" w:eastAsia="SimSun"/>
+                    </w:rPr>
+                    <m:t>o</m:t>
+                  </m:r>
                   <m:r>
                     <m:rPr>
                       <m:sty m:val="p"/>
@@ -11077,9 +11097,6 @@
                     <m:t>−</m:t>
                   </m:r>
                   <m:r>
-                    <m:rPr>
-                      <m:sty m:val="p"/>
-                    </m:rPr>
                     <w:rPr>
                       <w:rFonts w:ascii="Times New Roman" w:hAnsi="Times New Roman" w:cs="Times New Roman" w:eastAsia="SimSun"/>
                     </w:rPr>

--- a/00-首页/题组Word/初赛模拟卷/真题版式/初赛模拟卷XIII（非有机·学生版·真题版式）.docx
+++ b/00-首页/题组Word/初赛模拟卷/真题版式/初赛模拟卷XIII（非有机·学生版·真题版式）.docx
@@ -1706,7 +1706,7 @@
         <w:t xml:space="preserve">K，熔化热为</w:t>
       </w:r>
       <w:r>
-        <w:t xml:space="preserve"> 15355 J mol</w:t>
+        <w:t xml:space="preserve"> 15355 J</w:t>
       </w:r>
       <w:r>
         <w:t xml:space="preserve"> </w:t>
@@ -1715,10 +1715,31 @@
         <m:sSup>
           <m:e>
             <m:r>
-              <w:rPr>
-                <w:rFonts w:ascii="Times New Roman" w:hAnsi="Times New Roman" w:cs="Times New Roman" w:eastAsia="SimSun"/>
-              </w:rPr>
-              <m:t xml:space="preserve"> </m:t>
+              <m:rPr>
+                <m:sty m:val="p"/>
+              </m:rPr>
+              <w:rPr>
+                <w:rFonts w:ascii="Times New Roman" w:hAnsi="Times New Roman" w:cs="Times New Roman" w:eastAsia="SimSun"/>
+              </w:rPr>
+              <m:t>m</m:t>
+            </m:r>
+            <m:r>
+              <m:rPr>
+                <m:sty m:val="p"/>
+              </m:rPr>
+              <w:rPr>
+                <w:rFonts w:ascii="Times New Roman" w:hAnsi="Times New Roman" w:cs="Times New Roman" w:eastAsia="SimSun"/>
+              </w:rPr>
+              <m:t>o</m:t>
+            </m:r>
+            <m:r>
+              <m:rPr>
+                <m:sty m:val="p"/>
+              </m:rPr>
+              <w:rPr>
+                <w:rFonts w:ascii="Times New Roman" w:hAnsi="Times New Roman" w:cs="Times New Roman" w:eastAsia="SimSun"/>
+              </w:rPr>
+              <m:t>l</m:t>
             </m:r>
           </m:e>
           <m:sup>
@@ -1779,7 +1800,7 @@
         <w:t xml:space="preserve">-Fe(s)的标准恒压摩尔热容差为</w:t>
       </w:r>
       <w:r>
-        <w:t xml:space="preserve"> 1.255 J K</w:t>
+        <w:t xml:space="preserve"> 1.255 J</w:t>
       </w:r>
       <w:r>
         <w:t xml:space="preserve"> </w:t>
@@ -1788,10 +1809,13 @@
         <m:sSup>
           <m:e>
             <m:r>
-              <w:rPr>
-                <w:rFonts w:ascii="Times New Roman" w:hAnsi="Times New Roman" w:cs="Times New Roman" w:eastAsia="SimSun"/>
-              </w:rPr>
-              <m:t xml:space="preserve"> </m:t>
+              <m:rPr>
+                <m:sty m:val="p"/>
+              </m:rPr>
+              <w:rPr>
+                <w:rFonts w:ascii="Times New Roman" w:hAnsi="Times New Roman" w:cs="Times New Roman" w:eastAsia="SimSun"/>
+              </w:rPr>
+              <m:t>K</m:t>
             </m:r>
           </m:e>
           <m:sup>
@@ -1816,20 +1840,35 @@
       <w:r>
         <w:t xml:space="preserve"> </w:t>
       </w:r>
-      <w:r>
-        <w:t xml:space="preserve">mol</w:t>
-      </w:r>
-      <w:r>
-        <w:t xml:space="preserve"> </w:t>
-      </w:r>
       <m:oMath>
         <m:sSup>
           <m:e>
             <m:r>
-              <w:rPr>
-                <w:rFonts w:ascii="Times New Roman" w:hAnsi="Times New Roman" w:cs="Times New Roman" w:eastAsia="SimSun"/>
-              </w:rPr>
-              <m:t xml:space="preserve"> </m:t>
+              <m:rPr>
+                <m:sty m:val="p"/>
+              </m:rPr>
+              <w:rPr>
+                <w:rFonts w:ascii="Times New Roman" w:hAnsi="Times New Roman" w:cs="Times New Roman" w:eastAsia="SimSun"/>
+              </w:rPr>
+              <m:t>m</m:t>
+            </m:r>
+            <m:r>
+              <m:rPr>
+                <m:sty m:val="p"/>
+              </m:rPr>
+              <w:rPr>
+                <w:rFonts w:ascii="Times New Roman" w:hAnsi="Times New Roman" w:cs="Times New Roman" w:eastAsia="SimSun"/>
+              </w:rPr>
+              <m:t>o</m:t>
+            </m:r>
+            <m:r>
+              <m:rPr>
+                <m:sty m:val="p"/>
+              </m:rPr>
+              <w:rPr>
+                <w:rFonts w:ascii="Times New Roman" w:hAnsi="Times New Roman" w:cs="Times New Roman" w:eastAsia="SimSun"/>
+              </w:rPr>
+              <m:t>l</m:t>
             </m:r>
           </m:e>
           <m:sup>
@@ -4660,19 +4699,19 @@
         <w:t xml:space="preserve">时，能否在无氧条件下获得热力学稳定的</w:t>
       </w:r>
       <w:r>
-        <w:t xml:space="preserve"> V</w:t>
-      </w:r>
-      <w:r>
         <w:t xml:space="preserve"> </w:t>
       </w:r>
       <m:oMath>
         <m:sSup>
           <m:e>
             <m:r>
-              <w:rPr>
-                <w:rFonts w:ascii="Times New Roman" w:hAnsi="Times New Roman" w:cs="Times New Roman" w:eastAsia="SimSun"/>
-              </w:rPr>
-              <m:t xml:space="preserve"> </m:t>
+              <m:rPr>
+                <m:sty m:val="p"/>
+              </m:rPr>
+              <w:rPr>
+                <w:rFonts w:ascii="Times New Roman" w:hAnsi="Times New Roman" w:cs="Times New Roman" w:eastAsia="SimSun"/>
+              </w:rPr>
+              <m:t>V</m:t>
             </m:r>
           </m:e>
           <m:sup>
@@ -4950,19 +4989,28 @@
         <w:t xml:space="preserve">以上的</w:t>
       </w:r>
       <w:r>
-        <w:t xml:space="preserve"> VO</w:t>
-      </w:r>
-      <w:r>
         <w:t xml:space="preserve"> </w:t>
       </w:r>
       <m:oMath>
         <m:sSup>
           <m:e>
             <m:r>
-              <w:rPr>
-                <w:rFonts w:ascii="Times New Roman" w:hAnsi="Times New Roman" w:cs="Times New Roman" w:eastAsia="SimSun"/>
-              </w:rPr>
-              <m:t xml:space="preserve"> </m:t>
+              <m:rPr>
+                <m:sty m:val="p"/>
+              </m:rPr>
+              <w:rPr>
+                <w:rFonts w:ascii="Times New Roman" w:hAnsi="Times New Roman" w:cs="Times New Roman" w:eastAsia="SimSun"/>
+              </w:rPr>
+              <m:t>V</m:t>
+            </m:r>
+            <m:r>
+              <m:rPr>
+                <m:sty m:val="p"/>
+              </m:rPr>
+              <w:rPr>
+                <w:rFonts w:ascii="Times New Roman" w:hAnsi="Times New Roman" w:cs="Times New Roman" w:eastAsia="SimSun"/>
+              </w:rPr>
+              <m:t>O</m:t>
             </m:r>
           </m:e>
           <m:sup>
@@ -4994,19 +5042,19 @@
         <w:t xml:space="preserve">被还原为</w:t>
       </w:r>
       <w:r>
-        <w:t xml:space="preserve"> V</w:t>
-      </w:r>
-      <w:r>
         <w:t xml:space="preserve"> </w:t>
       </w:r>
       <m:oMath>
         <m:sSup>
           <m:e>
             <m:r>
-              <w:rPr>
-                <w:rFonts w:ascii="Times New Roman" w:hAnsi="Times New Roman" w:cs="Times New Roman" w:eastAsia="SimSun"/>
-              </w:rPr>
-              <m:t xml:space="preserve"> </m:t>
+              <m:rPr>
+                <m:sty m:val="p"/>
+              </m:rPr>
+              <w:rPr>
+                <w:rFonts w:ascii="Times New Roman" w:hAnsi="Times New Roman" w:cs="Times New Roman" w:eastAsia="SimSun"/>
+              </w:rPr>
+              <m:t>V</m:t>
             </m:r>
           </m:e>
           <m:sup>

--- a/00-首页/题组Word/初赛模拟卷/真题版式/初赛模拟卷XIII（非有机·学生版·真题版式）.docx
+++ b/00-首页/题组Word/初赛模拟卷/真题版式/初赛模拟卷XIII（非有机·学生版·真题版式）.docx
@@ -1634,7 +1634,7 @@
       </w:r>
     </w:p>
     <w:bookmarkEnd w:id="19"/>
-    <w:bookmarkStart w:id="20" w:name="第-2-题13-分"/>
+    <w:bookmarkStart w:id="20" w:name="第-2-题13-分熔融体系的热力学"/>
     <w:p>
       <w:pPr>
         <w:pStyle w:val="Heading3"/>
@@ -1661,7 +1661,7 @@
         <w:rPr>
           <w:rFonts w:ascii="Times New Roman" w:hAnsi="Times New Roman" w:cs="Times New Roman" w:eastAsia="SimSun"/>
         </w:rPr>
-        <w:t xml:space="preserve">分）</w:t>
+        <w:t xml:space="preserve">分）熔融体系的热力学</w:t>
       </w:r>
     </w:p>
     <w:p>
@@ -4389,7 +4389,7 @@
       </w:r>
     </w:p>
     <w:bookmarkEnd w:id="22"/>
-    <w:bookmarkStart w:id="26" w:name="第-5-题13-分"/>
+    <w:bookmarkStart w:id="26" w:name="第-5-题13-分latimer-电势图"/>
     <w:p>
       <w:pPr>
         <w:pStyle w:val="Heading3"/>
@@ -4416,7 +4416,16 @@
         <w:rPr>
           <w:rFonts w:ascii="Times New Roman" w:hAnsi="Times New Roman" w:cs="Times New Roman" w:eastAsia="SimSun"/>
         </w:rPr>
-        <w:t xml:space="preserve">分）</w:t>
+        <w:t xml:space="preserve">分）Latimer</w:t>
+      </w:r>
+      <w:r>
+        <w:t xml:space="preserve"> </w:t>
+      </w:r>
+      <w:r>
+        <w:rPr>
+          <w:rFonts w:ascii="Times New Roman" w:hAnsi="Times New Roman" w:cs="Times New Roman" w:eastAsia="SimSun"/>
+        </w:rPr>
+        <w:t xml:space="preserve">电势图</w:t>
       </w:r>
     </w:p>
     <w:p>
@@ -4462,13 +4471,14 @@
     <w:p>
       <w:pPr>
         <w:pStyle w:val="BodyText"/>
-        <w:spacing w:before="120" w:after="120" w:line="240" w:lineRule="auto"/>
+        <w:keepNext/>
+        <w:spacing w:before="120" w:after="40" w:line="240" w:lineRule="auto"/>
         <w:jc w:val="center"/>
       </w:pPr>
       <w:r>
         <w:drawing>
           <wp:inline>
-            <wp:extent cx="2520000" cy="516339"/>
+            <wp:extent cx="3024000" cy="619607"/>
             <wp:effectExtent b="0" l="0" r="0" t="0"/>
             <wp:docPr descr="" title="" id="24" name="Picture"/>
             <a:graphic>
@@ -4489,7 +4499,7 @@
                   <pic:spPr bwMode="auto">
                     <a:xfrm>
                       <a:off x="0" y="0"/>
-                      <a:ext cx="2520000" cy="516339"/>
+                      <a:ext cx="3024000" cy="619607"/>
                     </a:xfrm>
                     <a:prstGeom prst="rect">
                       <a:avLst/>
@@ -6166,7 +6176,7 @@
       </w:r>
     </w:p>
     <w:bookmarkEnd w:id="27"/>
-    <w:bookmarkStart w:id="28" w:name="第-7-题13-分"/>
+    <w:bookmarkStart w:id="28" w:name="第-7-题13-分酸雨的化学平衡"/>
     <w:p>
       <w:pPr>
         <w:pStyle w:val="Heading3"/>
@@ -6193,7 +6203,7 @@
         <w:rPr>
           <w:rFonts w:ascii="Times New Roman" w:hAnsi="Times New Roman" w:cs="Times New Roman" w:eastAsia="SimSun"/>
         </w:rPr>
-        <w:t xml:space="preserve">分）</w:t>
+        <w:t xml:space="preserve">分）酸雨的化学平衡</w:t>
       </w:r>
     </w:p>
     <w:p>
@@ -9064,7 +9074,7 @@
       </w:r>
     </w:p>
     <w:bookmarkEnd w:id="29"/>
-    <w:bookmarkStart w:id="30" w:name="第-9-题13-分"/>
+    <w:bookmarkStart w:id="30" w:name="第-9-题13-分工业热力学"/>
     <w:p>
       <w:pPr>
         <w:pStyle w:val="Heading3"/>
@@ -9091,7 +9101,7 @@
         <w:rPr>
           <w:rFonts w:ascii="Times New Roman" w:hAnsi="Times New Roman" w:cs="Times New Roman" w:eastAsia="SimSun"/>
         </w:rPr>
-        <w:t xml:space="preserve">分）</w:t>
+        <w:t xml:space="preserve">分）工业热力学</w:t>
       </w:r>
     </w:p>
     <w:p>
@@ -9934,7 +9944,7 @@
       </w:r>
     </w:p>
     <w:bookmarkEnd w:id="30"/>
-    <w:bookmarkStart w:id="31" w:name="第-10-题13-分"/>
+    <w:bookmarkStart w:id="31" w:name="第-10-题13-分热力学基础"/>
     <w:p>
       <w:pPr>
         <w:pStyle w:val="Heading3"/>
@@ -9961,7 +9971,7 @@
         <w:rPr>
           <w:rFonts w:ascii="Times New Roman" w:hAnsi="Times New Roman" w:cs="Times New Roman" w:eastAsia="SimSun"/>
         </w:rPr>
-        <w:t xml:space="preserve">分）</w:t>
+        <w:t xml:space="preserve">分）热力学基础</w:t>
       </w:r>
     </w:p>
     <w:p>
